--- a/docs/qms/evidence-2026/QMS_Word/forms__FRM-06_Internal_Audit_Report.docx
+++ b/docs/qms/evidence-2026/QMS_Word/forms__FRM-06_Internal_Audit_Report.docx
@@ -17,20 +17,20 @@
     </w:p>
     <w:tbl>
       <w:tblPr>
-        <w:tblW w:w="4397" w:type="dxa"/>
+        <w:tblW w:w="5000" w:type="pct"/>
         <w:jc w:val="left"/>
-        <w:tblInd w:w="0" w:type="dxa"/>
+        <w:tblInd w:w="-7" w:type="dxa"/>
         <w:tblLayout w:type="fixed"/>
         <w:tblCellMar>
-          <w:top w:w="28" w:type="dxa"/>
-          <w:left w:w="28" w:type="dxa"/>
-          <w:bottom w:w="28" w:type="dxa"/>
-          <w:right w:w="28" w:type="dxa"/>
+          <w:top w:w="60" w:type="dxa"/>
+          <w:left w:w="60" w:type="dxa"/>
+          <w:bottom w:w="60" w:type="dxa"/>
+          <w:right w:w="60" w:type="dxa"/>
         </w:tblCellMar>
       </w:tblPr>
       <w:tblGrid>
-        <w:gridCol w:w="1951"/>
-        <w:gridCol w:w="2446"/>
+        <w:gridCol w:w="2606"/>
+        <w:gridCol w:w="8732"/>
       </w:tblGrid>
       <w:tr>
         <w:trPr>
@@ -38,44 +38,60 @@
         </w:trPr>
         <w:tc>
           <w:tcPr>
-            <w:tcW w:w="1951" w:type="dxa"/>
-            <w:tcBorders/>
+            <w:tcW w:w="2606" w:type="dxa"/>
+            <w:tcBorders>
+              <w:top w:val="single" w:sz="6" w:space="0" w:color="BFC7D5"/>
+              <w:left w:val="single" w:sz="6" w:space="0" w:color="BFC7D5"/>
+              <w:bottom w:val="single" w:sz="2" w:space="0" w:color="BFC7D5"/>
+              <w:right w:val="single" w:sz="6" w:space="0" w:color="BFC7D5"/>
+            </w:tcBorders>
+            <w:shd w:fill="1F3A5F" w:val="clear"/>
             <w:vAlign w:val="center"/>
           </w:tcPr>
           <w:p>
             <w:pPr>
               <w:pStyle w:val="TableHeading"/>
-              <w:suppressLineNumbers/>
-              <w:shd w:fill="1F3A5F" w:val="clear"/>
-              <w:bidi w:val="0"/>
-              <w:spacing w:before="0" w:after="283"/>
-              <w:jc w:val="center"/>
-              <w:rPr/>
-            </w:pPr>
-            <w:r>
-              <w:rPr/>
+              <w:bidi w:val="0"/>
+              <w:spacing w:before="0" w:after="283"/>
+              <w:jc w:val="left"/>
+              <w:rPr>
+                <w:color w:val="FFFFFF"/>
+              </w:rPr>
+            </w:pPr>
+            <w:r>
+              <w:rPr>
+                <w:color w:val="FFFFFF"/>
+              </w:rPr>
               <w:t>Field</w:t>
             </w:r>
           </w:p>
         </w:tc>
         <w:tc>
           <w:tcPr>
-            <w:tcW w:w="2446" w:type="dxa"/>
-            <w:tcBorders/>
+            <w:tcW w:w="8732" w:type="dxa"/>
+            <w:tcBorders>
+              <w:top w:val="single" w:sz="6" w:space="0" w:color="BFC7D5"/>
+              <w:left w:val="single" w:sz="2" w:space="0" w:color="BFC7D5"/>
+              <w:bottom w:val="single" w:sz="2" w:space="0" w:color="BFC7D5"/>
+              <w:right w:val="single" w:sz="6" w:space="0" w:color="BFC7D5"/>
+            </w:tcBorders>
+            <w:shd w:fill="1F3A5F" w:val="clear"/>
             <w:vAlign w:val="center"/>
           </w:tcPr>
           <w:p>
             <w:pPr>
               <w:pStyle w:val="TableHeading"/>
-              <w:suppressLineNumbers/>
-              <w:shd w:fill="1F3A5F" w:val="clear"/>
-              <w:bidi w:val="0"/>
-              <w:spacing w:before="0" w:after="283"/>
-              <w:jc w:val="center"/>
-              <w:rPr/>
-            </w:pPr>
-            <w:r>
-              <w:rPr/>
+              <w:bidi w:val="0"/>
+              <w:spacing w:before="0" w:after="283"/>
+              <w:jc w:val="left"/>
+              <w:rPr>
+                <w:color w:val="FFFFFF"/>
+              </w:rPr>
+            </w:pPr>
+            <w:r>
+              <w:rPr>
+                <w:color w:val="FFFFFF"/>
+              </w:rPr>
               <w:t>Value</w:t>
             </w:r>
           </w:p>
@@ -85,8 +101,12 @@
         <w:trPr/>
         <w:tc>
           <w:tcPr>
-            <w:tcW w:w="1951" w:type="dxa"/>
-            <w:tcBorders/>
+            <w:tcW w:w="2606" w:type="dxa"/>
+            <w:tcBorders>
+              <w:left w:val="single" w:sz="6" w:space="0" w:color="BFC7D5"/>
+              <w:bottom w:val="single" w:sz="2" w:space="0" w:color="BFC7D5"/>
+              <w:right w:val="single" w:sz="6" w:space="0" w:color="BFC7D5"/>
+            </w:tcBorders>
             <w:vAlign w:val="center"/>
           </w:tcPr>
           <w:p>
@@ -105,8 +125,12 @@
         </w:tc>
         <w:tc>
           <w:tcPr>
-            <w:tcW w:w="2446" w:type="dxa"/>
-            <w:tcBorders/>
+            <w:tcW w:w="8732" w:type="dxa"/>
+            <w:tcBorders>
+              <w:left w:val="single" w:sz="2" w:space="0" w:color="BFC7D5"/>
+              <w:bottom w:val="single" w:sz="2" w:space="0" w:color="BFC7D5"/>
+              <w:right w:val="single" w:sz="6" w:space="0" w:color="BFC7D5"/>
+            </w:tcBorders>
             <w:vAlign w:val="center"/>
           </w:tcPr>
           <w:p>
@@ -128,8 +152,12 @@
         <w:trPr/>
         <w:tc>
           <w:tcPr>
-            <w:tcW w:w="1951" w:type="dxa"/>
-            <w:tcBorders/>
+            <w:tcW w:w="2606" w:type="dxa"/>
+            <w:tcBorders>
+              <w:left w:val="single" w:sz="6" w:space="0" w:color="BFC7D5"/>
+              <w:bottom w:val="single" w:sz="2" w:space="0" w:color="BFC7D5"/>
+              <w:right w:val="single" w:sz="6" w:space="0" w:color="BFC7D5"/>
+            </w:tcBorders>
             <w:vAlign w:val="center"/>
           </w:tcPr>
           <w:p>
@@ -148,8 +176,12 @@
         </w:tc>
         <w:tc>
           <w:tcPr>
-            <w:tcW w:w="2446" w:type="dxa"/>
-            <w:tcBorders/>
+            <w:tcW w:w="8732" w:type="dxa"/>
+            <w:tcBorders>
+              <w:left w:val="single" w:sz="2" w:space="0" w:color="BFC7D5"/>
+              <w:bottom w:val="single" w:sz="2" w:space="0" w:color="BFC7D5"/>
+              <w:right w:val="single" w:sz="6" w:space="0" w:color="BFC7D5"/>
+            </w:tcBorders>
             <w:vAlign w:val="center"/>
           </w:tcPr>
           <w:p>
@@ -171,8 +203,12 @@
         <w:trPr/>
         <w:tc>
           <w:tcPr>
-            <w:tcW w:w="1951" w:type="dxa"/>
-            <w:tcBorders/>
+            <w:tcW w:w="2606" w:type="dxa"/>
+            <w:tcBorders>
+              <w:left w:val="single" w:sz="6" w:space="0" w:color="BFC7D5"/>
+              <w:bottom w:val="single" w:sz="2" w:space="0" w:color="BFC7D5"/>
+              <w:right w:val="single" w:sz="6" w:space="0" w:color="BFC7D5"/>
+            </w:tcBorders>
             <w:vAlign w:val="center"/>
           </w:tcPr>
           <w:p>
@@ -191,8 +227,12 @@
         </w:tc>
         <w:tc>
           <w:tcPr>
-            <w:tcW w:w="2446" w:type="dxa"/>
-            <w:tcBorders/>
+            <w:tcW w:w="8732" w:type="dxa"/>
+            <w:tcBorders>
+              <w:left w:val="single" w:sz="2" w:space="0" w:color="BFC7D5"/>
+              <w:bottom w:val="single" w:sz="2" w:space="0" w:color="BFC7D5"/>
+              <w:right w:val="single" w:sz="6" w:space="0" w:color="BFC7D5"/>
+            </w:tcBorders>
             <w:vAlign w:val="center"/>
           </w:tcPr>
           <w:p>
@@ -207,7 +247,7 @@
               <w:rPr>
                 <w:rStyle w:val="Strong"/>
               </w:rPr>
-              <w:t>DRAFT — not yet approved</w:t>
+              <w:t>APPROVED</w:t>
             </w:r>
           </w:p>
         </w:tc>
@@ -216,8 +256,12 @@
         <w:trPr/>
         <w:tc>
           <w:tcPr>
-            <w:tcW w:w="1951" w:type="dxa"/>
-            <w:tcBorders/>
+            <w:tcW w:w="2606" w:type="dxa"/>
+            <w:tcBorders>
+              <w:left w:val="single" w:sz="6" w:space="0" w:color="BFC7D5"/>
+              <w:bottom w:val="single" w:sz="2" w:space="0" w:color="BFC7D5"/>
+              <w:right w:val="single" w:sz="6" w:space="0" w:color="BFC7D5"/>
+            </w:tcBorders>
             <w:vAlign w:val="center"/>
           </w:tcPr>
           <w:p>
@@ -236,21 +280,25 @@
         </w:tc>
         <w:tc>
           <w:tcPr>
-            <w:tcW w:w="2446" w:type="dxa"/>
-            <w:tcBorders/>
-            <w:vAlign w:val="center"/>
-          </w:tcPr>
-          <w:p>
-            <w:pPr>
-              <w:pStyle w:val="TableContents"/>
-              <w:bidi w:val="0"/>
-              <w:spacing w:before="0" w:after="283"/>
-              <w:jc w:val="left"/>
-              <w:rPr/>
-            </w:pPr>
-            <w:r>
-              <w:rPr/>
-              <w:t>Managing Director</w:t>
+            <w:tcW w:w="8732" w:type="dxa"/>
+            <w:tcBorders>
+              <w:left w:val="single" w:sz="2" w:space="0" w:color="BFC7D5"/>
+              <w:bottom w:val="single" w:sz="2" w:space="0" w:color="BFC7D5"/>
+              <w:right w:val="single" w:sz="6" w:space="0" w:color="BFC7D5"/>
+            </w:tcBorders>
+            <w:vAlign w:val="center"/>
+          </w:tcPr>
+          <w:p>
+            <w:pPr>
+              <w:pStyle w:val="TableContents"/>
+              <w:bidi w:val="0"/>
+              <w:spacing w:before="0" w:after="283"/>
+              <w:jc w:val="left"/>
+              <w:rPr/>
+            </w:pPr>
+            <w:r>
+              <w:rPr/>
+              <w:t>Managing Director (Anita Johan)</w:t>
             </w:r>
           </w:p>
         </w:tc>
@@ -259,8 +307,12 @@
         <w:trPr/>
         <w:tc>
           <w:tcPr>
-            <w:tcW w:w="1951" w:type="dxa"/>
-            <w:tcBorders/>
+            <w:tcW w:w="2606" w:type="dxa"/>
+            <w:tcBorders>
+              <w:left w:val="single" w:sz="6" w:space="0" w:color="BFC7D5"/>
+              <w:bottom w:val="single" w:sz="2" w:space="0" w:color="BFC7D5"/>
+              <w:right w:val="single" w:sz="6" w:space="0" w:color="BFC7D5"/>
+            </w:tcBorders>
             <w:vAlign w:val="center"/>
           </w:tcPr>
           <w:p>
@@ -279,8 +331,12 @@
         </w:tc>
         <w:tc>
           <w:tcPr>
-            <w:tcW w:w="2446" w:type="dxa"/>
-            <w:tcBorders/>
+            <w:tcW w:w="8732" w:type="dxa"/>
+            <w:tcBorders>
+              <w:left w:val="single" w:sz="2" w:space="0" w:color="BFC7D5"/>
+              <w:bottom w:val="single" w:sz="2" w:space="0" w:color="BFC7D5"/>
+              <w:right w:val="single" w:sz="6" w:space="0" w:color="BFC7D5"/>
+            </w:tcBorders>
             <w:vAlign w:val="center"/>
           </w:tcPr>
           <w:p>
@@ -294,6 +350,314 @@
             <w:r>
               <w:rPr/>
               <w:t>9.2.2</w:t>
+            </w:r>
+          </w:p>
+        </w:tc>
+      </w:tr>
+      <w:tr>
+        <w:trPr/>
+        <w:tc>
+          <w:tcPr>
+            <w:tcW w:w="2606" w:type="dxa"/>
+            <w:tcBorders>
+              <w:left w:val="single" w:sz="6" w:space="0" w:color="BFC7D5"/>
+              <w:bottom w:val="single" w:sz="2" w:space="0" w:color="BFC7D5"/>
+              <w:right w:val="single" w:sz="6" w:space="0" w:color="BFC7D5"/>
+            </w:tcBorders>
+            <w:vAlign w:val="center"/>
+          </w:tcPr>
+          <w:p>
+            <w:pPr>
+              <w:pStyle w:val="TableContents"/>
+              <w:bidi w:val="0"/>
+              <w:spacing w:before="0" w:after="283"/>
+              <w:jc w:val="left"/>
+              <w:rPr/>
+            </w:pPr>
+            <w:r>
+              <w:rPr/>
+              <w:t>Prepared by</w:t>
+            </w:r>
+          </w:p>
+        </w:tc>
+        <w:tc>
+          <w:tcPr>
+            <w:tcW w:w="8732" w:type="dxa"/>
+            <w:tcBorders>
+              <w:left w:val="single" w:sz="2" w:space="0" w:color="BFC7D5"/>
+              <w:bottom w:val="single" w:sz="2" w:space="0" w:color="BFC7D5"/>
+              <w:right w:val="single" w:sz="6" w:space="0" w:color="BFC7D5"/>
+            </w:tcBorders>
+            <w:vAlign w:val="center"/>
+          </w:tcPr>
+          <w:p>
+            <w:pPr>
+              <w:pStyle w:val="TableContents"/>
+              <w:bidi w:val="0"/>
+              <w:spacing w:before="0" w:after="283"/>
+              <w:jc w:val="left"/>
+              <w:rPr/>
+            </w:pPr>
+            <w:r>
+              <w:rPr/>
+              <w:t>Richard Watson Stephen Amudha (Lead Engineer) — 2026-10-07</w:t>
+            </w:r>
+          </w:p>
+        </w:tc>
+      </w:tr>
+      <w:tr>
+        <w:trPr/>
+        <w:tc>
+          <w:tcPr>
+            <w:tcW w:w="2606" w:type="dxa"/>
+            <w:tcBorders>
+              <w:left w:val="single" w:sz="6" w:space="0" w:color="BFC7D5"/>
+              <w:bottom w:val="single" w:sz="2" w:space="0" w:color="BFC7D5"/>
+              <w:right w:val="single" w:sz="6" w:space="0" w:color="BFC7D5"/>
+            </w:tcBorders>
+            <w:vAlign w:val="center"/>
+          </w:tcPr>
+          <w:p>
+            <w:pPr>
+              <w:pStyle w:val="TableContents"/>
+              <w:bidi w:val="0"/>
+              <w:spacing w:before="0" w:after="283"/>
+              <w:jc w:val="left"/>
+              <w:rPr/>
+            </w:pPr>
+            <w:r>
+              <w:rPr/>
+              <w:t>Reviewed by</w:t>
+            </w:r>
+          </w:p>
+        </w:tc>
+        <w:tc>
+          <w:tcPr>
+            <w:tcW w:w="8732" w:type="dxa"/>
+            <w:tcBorders>
+              <w:left w:val="single" w:sz="2" w:space="0" w:color="BFC7D5"/>
+              <w:bottom w:val="single" w:sz="2" w:space="0" w:color="BFC7D5"/>
+              <w:right w:val="single" w:sz="6" w:space="0" w:color="BFC7D5"/>
+            </w:tcBorders>
+            <w:vAlign w:val="center"/>
+          </w:tcPr>
+          <w:p>
+            <w:pPr>
+              <w:pStyle w:val="TableContents"/>
+              <w:bidi w:val="0"/>
+              <w:spacing w:before="0" w:after="283"/>
+              <w:jc w:val="left"/>
+              <w:rPr/>
+            </w:pPr>
+            <w:r>
+              <w:rPr/>
+              <w:t>Alexander Peter (EchoMind Project Lead) — 2026-10-07</w:t>
+            </w:r>
+          </w:p>
+        </w:tc>
+      </w:tr>
+      <w:tr>
+        <w:trPr/>
+        <w:tc>
+          <w:tcPr>
+            <w:tcW w:w="2606" w:type="dxa"/>
+            <w:tcBorders>
+              <w:left w:val="single" w:sz="6" w:space="0" w:color="BFC7D5"/>
+              <w:bottom w:val="single" w:sz="2" w:space="0" w:color="BFC7D5"/>
+              <w:right w:val="single" w:sz="6" w:space="0" w:color="BFC7D5"/>
+            </w:tcBorders>
+            <w:vAlign w:val="center"/>
+          </w:tcPr>
+          <w:p>
+            <w:pPr>
+              <w:pStyle w:val="TableContents"/>
+              <w:bidi w:val="0"/>
+              <w:spacing w:before="0" w:after="283"/>
+              <w:jc w:val="left"/>
+              <w:rPr/>
+            </w:pPr>
+            <w:r>
+              <w:rPr/>
+              <w:t>Quality assurance</w:t>
+            </w:r>
+          </w:p>
+        </w:tc>
+        <w:tc>
+          <w:tcPr>
+            <w:tcW w:w="8732" w:type="dxa"/>
+            <w:tcBorders>
+              <w:left w:val="single" w:sz="2" w:space="0" w:color="BFC7D5"/>
+              <w:bottom w:val="single" w:sz="2" w:space="0" w:color="BFC7D5"/>
+              <w:right w:val="single" w:sz="6" w:space="0" w:color="BFC7D5"/>
+            </w:tcBorders>
+            <w:vAlign w:val="center"/>
+          </w:tcPr>
+          <w:p>
+            <w:pPr>
+              <w:pStyle w:val="TableContents"/>
+              <w:bidi w:val="0"/>
+              <w:spacing w:before="0" w:after="283"/>
+              <w:jc w:val="left"/>
+              <w:rPr/>
+            </w:pPr>
+            <w:r>
+              <w:rPr/>
+              <w:t>Sheryl Nazareth (QA / MR) — 2026-10-07</w:t>
+            </w:r>
+          </w:p>
+        </w:tc>
+      </w:tr>
+      <w:tr>
+        <w:trPr/>
+        <w:tc>
+          <w:tcPr>
+            <w:tcW w:w="2606" w:type="dxa"/>
+            <w:tcBorders>
+              <w:left w:val="single" w:sz="6" w:space="0" w:color="BFC7D5"/>
+              <w:bottom w:val="single" w:sz="2" w:space="0" w:color="BFC7D5"/>
+              <w:right w:val="single" w:sz="6" w:space="0" w:color="BFC7D5"/>
+            </w:tcBorders>
+            <w:vAlign w:val="center"/>
+          </w:tcPr>
+          <w:p>
+            <w:pPr>
+              <w:pStyle w:val="TableContents"/>
+              <w:bidi w:val="0"/>
+              <w:spacing w:before="0" w:after="283"/>
+              <w:jc w:val="left"/>
+              <w:rPr/>
+            </w:pPr>
+            <w:r>
+              <w:rPr/>
+              <w:t>Approved by</w:t>
+            </w:r>
+          </w:p>
+        </w:tc>
+        <w:tc>
+          <w:tcPr>
+            <w:tcW w:w="8732" w:type="dxa"/>
+            <w:tcBorders>
+              <w:left w:val="single" w:sz="2" w:space="0" w:color="BFC7D5"/>
+              <w:bottom w:val="single" w:sz="2" w:space="0" w:color="BFC7D5"/>
+              <w:right w:val="single" w:sz="6" w:space="0" w:color="BFC7D5"/>
+            </w:tcBorders>
+            <w:vAlign w:val="center"/>
+          </w:tcPr>
+          <w:p>
+            <w:pPr>
+              <w:pStyle w:val="TableContents"/>
+              <w:bidi w:val="0"/>
+              <w:spacing w:before="0" w:after="283"/>
+              <w:jc w:val="left"/>
+              <w:rPr/>
+            </w:pPr>
+            <w:r>
+              <w:rPr/>
+              <w:t>Anita Johan (Managing Director)</w:t>
+            </w:r>
+          </w:p>
+        </w:tc>
+      </w:tr>
+      <w:tr>
+        <w:trPr/>
+        <w:tc>
+          <w:tcPr>
+            <w:tcW w:w="2606" w:type="dxa"/>
+            <w:tcBorders>
+              <w:left w:val="single" w:sz="6" w:space="0" w:color="BFC7D5"/>
+              <w:bottom w:val="single" w:sz="2" w:space="0" w:color="BFC7D5"/>
+              <w:right w:val="single" w:sz="6" w:space="0" w:color="BFC7D5"/>
+            </w:tcBorders>
+            <w:vAlign w:val="center"/>
+          </w:tcPr>
+          <w:p>
+            <w:pPr>
+              <w:pStyle w:val="TableContents"/>
+              <w:bidi w:val="0"/>
+              <w:spacing w:before="0" w:after="283"/>
+              <w:jc w:val="left"/>
+              <w:rPr/>
+            </w:pPr>
+            <w:r>
+              <w:rPr/>
+              <w:t>Approval date</w:t>
+            </w:r>
+          </w:p>
+        </w:tc>
+        <w:tc>
+          <w:tcPr>
+            <w:tcW w:w="8732" w:type="dxa"/>
+            <w:tcBorders>
+              <w:left w:val="single" w:sz="2" w:space="0" w:color="BFC7D5"/>
+              <w:bottom w:val="single" w:sz="2" w:space="0" w:color="BFC7D5"/>
+              <w:right w:val="single" w:sz="6" w:space="0" w:color="BFC7D5"/>
+            </w:tcBorders>
+            <w:vAlign w:val="center"/>
+          </w:tcPr>
+          <w:p>
+            <w:pPr>
+              <w:pStyle w:val="TableContents"/>
+              <w:bidi w:val="0"/>
+              <w:spacing w:before="0" w:after="283"/>
+              <w:jc w:val="left"/>
+              <w:rPr/>
+            </w:pPr>
+            <w:r>
+              <w:rPr/>
+              <w:t>2026-10-07</w:t>
+            </w:r>
+          </w:p>
+        </w:tc>
+      </w:tr>
+      <w:tr>
+        <w:trPr/>
+        <w:tc>
+          <w:tcPr>
+            <w:tcW w:w="2606" w:type="dxa"/>
+            <w:tcBorders>
+              <w:left w:val="single" w:sz="6" w:space="0" w:color="BFC7D5"/>
+              <w:bottom w:val="single" w:sz="6" w:space="0" w:color="BFC7D5"/>
+              <w:right w:val="single" w:sz="6" w:space="0" w:color="BFC7D5"/>
+            </w:tcBorders>
+            <w:vAlign w:val="center"/>
+          </w:tcPr>
+          <w:p>
+            <w:pPr>
+              <w:pStyle w:val="TableContents"/>
+              <w:bidi w:val="0"/>
+              <w:spacing w:before="0" w:after="283"/>
+              <w:jc w:val="left"/>
+              <w:rPr/>
+            </w:pPr>
+            <w:r>
+              <w:rPr/>
+              <w:t>Approval record</w:t>
+            </w:r>
+          </w:p>
+        </w:tc>
+        <w:tc>
+          <w:tcPr>
+            <w:tcW w:w="8732" w:type="dxa"/>
+            <w:tcBorders>
+              <w:left w:val="single" w:sz="2" w:space="0" w:color="BFC7D5"/>
+              <w:bottom w:val="single" w:sz="6" w:space="0" w:color="BFC7D5"/>
+              <w:right w:val="single" w:sz="6" w:space="0" w:color="BFC7D5"/>
+            </w:tcBorders>
+            <w:vAlign w:val="center"/>
+          </w:tcPr>
+          <w:p>
+            <w:pPr>
+              <w:pStyle w:val="TableContents"/>
+              <w:bidi w:val="0"/>
+              <w:spacing w:before="0" w:after="283"/>
+              <w:jc w:val="left"/>
+              <w:rPr/>
+            </w:pPr>
+            <w:r>
+              <w:rPr>
+                <w:rStyle w:val="SourceText"/>
+              </w:rPr>
+              <w:t>records/approvals/2026-10-07_AR-2026-001_document_approval.md</w:t>
             </w:r>
           </w:p>
         </w:tc>
@@ -378,20 +742,20 @@
     </w:p>
     <w:tbl>
       <w:tblPr>
-        <w:tblW w:w="7307" w:type="dxa"/>
+        <w:tblW w:w="5000" w:type="pct"/>
         <w:jc w:val="left"/>
-        <w:tblInd w:w="0" w:type="dxa"/>
+        <w:tblInd w:w="-7" w:type="dxa"/>
         <w:tblLayout w:type="fixed"/>
         <w:tblCellMar>
-          <w:top w:w="28" w:type="dxa"/>
-          <w:left w:w="28" w:type="dxa"/>
-          <w:bottom w:w="28" w:type="dxa"/>
-          <w:right w:w="28" w:type="dxa"/>
+          <w:top w:w="60" w:type="dxa"/>
+          <w:left w:w="60" w:type="dxa"/>
+          <w:bottom w:w="60" w:type="dxa"/>
+          <w:right w:w="60" w:type="dxa"/>
         </w:tblCellMar>
       </w:tblPr>
       <w:tblGrid>
-        <w:gridCol w:w="1216"/>
-        <w:gridCol w:w="6091"/>
+        <w:gridCol w:w="1929"/>
+        <w:gridCol w:w="9409"/>
       </w:tblGrid>
       <w:tr>
         <w:trPr>
@@ -399,44 +763,60 @@
         </w:trPr>
         <w:tc>
           <w:tcPr>
-            <w:tcW w:w="1216" w:type="dxa"/>
-            <w:tcBorders/>
+            <w:tcW w:w="1929" w:type="dxa"/>
+            <w:tcBorders>
+              <w:top w:val="single" w:sz="6" w:space="0" w:color="BFC7D5"/>
+              <w:left w:val="single" w:sz="6" w:space="0" w:color="BFC7D5"/>
+              <w:bottom w:val="single" w:sz="2" w:space="0" w:color="BFC7D5"/>
+              <w:right w:val="single" w:sz="6" w:space="0" w:color="BFC7D5"/>
+            </w:tcBorders>
+            <w:shd w:fill="1F3A5F" w:val="clear"/>
             <w:vAlign w:val="center"/>
           </w:tcPr>
           <w:p>
             <w:pPr>
               <w:pStyle w:val="TableHeading"/>
-              <w:suppressLineNumbers/>
-              <w:shd w:fill="1F3A5F" w:val="clear"/>
-              <w:bidi w:val="0"/>
-              <w:spacing w:before="0" w:after="283"/>
-              <w:jc w:val="center"/>
-              <w:rPr/>
-            </w:pPr>
-            <w:r>
-              <w:rPr/>
+              <w:bidi w:val="0"/>
+              <w:spacing w:before="0" w:after="283"/>
+              <w:jc w:val="left"/>
+              <w:rPr>
+                <w:color w:val="FFFFFF"/>
+              </w:rPr>
+            </w:pPr>
+            <w:r>
+              <w:rPr>
+                <w:color w:val="FFFFFF"/>
+              </w:rPr>
               <w:t>Field</w:t>
             </w:r>
           </w:p>
         </w:tc>
         <w:tc>
           <w:tcPr>
-            <w:tcW w:w="6091" w:type="dxa"/>
-            <w:tcBorders/>
+            <w:tcW w:w="9409" w:type="dxa"/>
+            <w:tcBorders>
+              <w:top w:val="single" w:sz="6" w:space="0" w:color="BFC7D5"/>
+              <w:left w:val="single" w:sz="2" w:space="0" w:color="BFC7D5"/>
+              <w:bottom w:val="single" w:sz="2" w:space="0" w:color="BFC7D5"/>
+              <w:right w:val="single" w:sz="6" w:space="0" w:color="BFC7D5"/>
+            </w:tcBorders>
+            <w:shd w:fill="1F3A5F" w:val="clear"/>
             <w:vAlign w:val="center"/>
           </w:tcPr>
           <w:p>
             <w:pPr>
               <w:pStyle w:val="TableHeading"/>
-              <w:suppressLineNumbers/>
-              <w:shd w:fill="1F3A5F" w:val="clear"/>
-              <w:bidi w:val="0"/>
-              <w:spacing w:before="0" w:after="283"/>
-              <w:jc w:val="center"/>
-              <w:rPr/>
-            </w:pPr>
-            <w:r>
-              <w:rPr/>
+              <w:bidi w:val="0"/>
+              <w:spacing w:before="0" w:after="283"/>
+              <w:jc w:val="left"/>
+              <w:rPr>
+                <w:color w:val="FFFFFF"/>
+              </w:rPr>
+            </w:pPr>
+            <w:r>
+              <w:rPr>
+                <w:color w:val="FFFFFF"/>
+              </w:rPr>
               <w:t>Entry</w:t>
             </w:r>
           </w:p>
@@ -446,8 +826,12 @@
         <w:trPr/>
         <w:tc>
           <w:tcPr>
-            <w:tcW w:w="1216" w:type="dxa"/>
-            <w:tcBorders/>
+            <w:tcW w:w="1929" w:type="dxa"/>
+            <w:tcBorders>
+              <w:left w:val="single" w:sz="6" w:space="0" w:color="BFC7D5"/>
+              <w:bottom w:val="single" w:sz="2" w:space="0" w:color="BFC7D5"/>
+              <w:right w:val="single" w:sz="6" w:space="0" w:color="BFC7D5"/>
+            </w:tcBorders>
             <w:vAlign w:val="center"/>
           </w:tcPr>
           <w:p>
@@ -466,8 +850,12 @@
         </w:tc>
         <w:tc>
           <w:tcPr>
-            <w:tcW w:w="6091" w:type="dxa"/>
-            <w:tcBorders/>
+            <w:tcW w:w="9409" w:type="dxa"/>
+            <w:tcBorders>
+              <w:left w:val="single" w:sz="2" w:space="0" w:color="BFC7D5"/>
+              <w:bottom w:val="single" w:sz="2" w:space="0" w:color="BFC7D5"/>
+              <w:right w:val="single" w:sz="6" w:space="0" w:color="BFC7D5"/>
+            </w:tcBorders>
             <w:vAlign w:val="center"/>
           </w:tcPr>
           <w:p>
@@ -491,8 +879,12 @@
         <w:trPr/>
         <w:tc>
           <w:tcPr>
-            <w:tcW w:w="1216" w:type="dxa"/>
-            <w:tcBorders/>
+            <w:tcW w:w="1929" w:type="dxa"/>
+            <w:tcBorders>
+              <w:left w:val="single" w:sz="6" w:space="0" w:color="BFC7D5"/>
+              <w:bottom w:val="single" w:sz="2" w:space="0" w:color="BFC7D5"/>
+              <w:right w:val="single" w:sz="6" w:space="0" w:color="BFC7D5"/>
+            </w:tcBorders>
             <w:vAlign w:val="center"/>
           </w:tcPr>
           <w:p>
@@ -511,8 +903,12 @@
         </w:tc>
         <w:tc>
           <w:tcPr>
-            <w:tcW w:w="6091" w:type="dxa"/>
-            <w:tcBorders/>
+            <w:tcW w:w="9409" w:type="dxa"/>
+            <w:tcBorders>
+              <w:left w:val="single" w:sz="2" w:space="0" w:color="BFC7D5"/>
+              <w:bottom w:val="single" w:sz="2" w:space="0" w:color="BFC7D5"/>
+              <w:right w:val="single" w:sz="6" w:space="0" w:color="BFC7D5"/>
+            </w:tcBorders>
             <w:vAlign w:val="center"/>
           </w:tcPr>
           <w:p>
@@ -548,8 +944,12 @@
         <w:trPr/>
         <w:tc>
           <w:tcPr>
-            <w:tcW w:w="1216" w:type="dxa"/>
-            <w:tcBorders/>
+            <w:tcW w:w="1929" w:type="dxa"/>
+            <w:tcBorders>
+              <w:left w:val="single" w:sz="6" w:space="0" w:color="BFC7D5"/>
+              <w:bottom w:val="single" w:sz="2" w:space="0" w:color="BFC7D5"/>
+              <w:right w:val="single" w:sz="6" w:space="0" w:color="BFC7D5"/>
+            </w:tcBorders>
             <w:vAlign w:val="center"/>
           </w:tcPr>
           <w:p>
@@ -568,8 +968,12 @@
         </w:tc>
         <w:tc>
           <w:tcPr>
-            <w:tcW w:w="6091" w:type="dxa"/>
-            <w:tcBorders/>
+            <w:tcW w:w="9409" w:type="dxa"/>
+            <w:tcBorders>
+              <w:left w:val="single" w:sz="2" w:space="0" w:color="BFC7D5"/>
+              <w:bottom w:val="single" w:sz="2" w:space="0" w:color="BFC7D5"/>
+              <w:right w:val="single" w:sz="6" w:space="0" w:color="BFC7D5"/>
+            </w:tcBorders>
             <w:vAlign w:val="center"/>
           </w:tcPr>
           <w:p>
@@ -603,8 +1007,12 @@
         <w:trPr/>
         <w:tc>
           <w:tcPr>
-            <w:tcW w:w="1216" w:type="dxa"/>
-            <w:tcBorders/>
+            <w:tcW w:w="1929" w:type="dxa"/>
+            <w:tcBorders>
+              <w:left w:val="single" w:sz="6" w:space="0" w:color="BFC7D5"/>
+              <w:bottom w:val="single" w:sz="6" w:space="0" w:color="BFC7D5"/>
+              <w:right w:val="single" w:sz="6" w:space="0" w:color="BFC7D5"/>
+            </w:tcBorders>
             <w:vAlign w:val="center"/>
           </w:tcPr>
           <w:p>
@@ -623,8 +1031,12 @@
         </w:tc>
         <w:tc>
           <w:tcPr>
-            <w:tcW w:w="6091" w:type="dxa"/>
-            <w:tcBorders/>
+            <w:tcW w:w="9409" w:type="dxa"/>
+            <w:tcBorders>
+              <w:left w:val="single" w:sz="2" w:space="0" w:color="BFC7D5"/>
+              <w:bottom w:val="single" w:sz="6" w:space="0" w:color="BFC7D5"/>
+              <w:right w:val="single" w:sz="6" w:space="0" w:color="BFC7D5"/>
+            </w:tcBorders>
             <w:vAlign w:val="center"/>
           </w:tcPr>
           <w:p>
@@ -659,20 +1071,20 @@
     </w:p>
     <w:tbl>
       <w:tblPr>
-        <w:tblW w:w="7322" w:type="dxa"/>
+        <w:tblW w:w="5000" w:type="pct"/>
         <w:jc w:val="left"/>
-        <w:tblInd w:w="0" w:type="dxa"/>
+        <w:tblInd w:w="-7" w:type="dxa"/>
         <w:tblLayout w:type="fixed"/>
         <w:tblCellMar>
-          <w:top w:w="28" w:type="dxa"/>
-          <w:left w:w="28" w:type="dxa"/>
-          <w:bottom w:w="28" w:type="dxa"/>
-          <w:right w:w="28" w:type="dxa"/>
+          <w:top w:w="60" w:type="dxa"/>
+          <w:left w:w="60" w:type="dxa"/>
+          <w:bottom w:w="60" w:type="dxa"/>
+          <w:right w:w="60" w:type="dxa"/>
         </w:tblCellMar>
       </w:tblPr>
       <w:tblGrid>
-        <w:gridCol w:w="2971"/>
-        <w:gridCol w:w="4351"/>
+        <w:gridCol w:w="4628"/>
+        <w:gridCol w:w="6710"/>
       </w:tblGrid>
       <w:tr>
         <w:trPr>
@@ -680,44 +1092,60 @@
         </w:trPr>
         <w:tc>
           <w:tcPr>
-            <w:tcW w:w="2971" w:type="dxa"/>
-            <w:tcBorders/>
+            <w:tcW w:w="4628" w:type="dxa"/>
+            <w:tcBorders>
+              <w:top w:val="single" w:sz="6" w:space="0" w:color="BFC7D5"/>
+              <w:left w:val="single" w:sz="6" w:space="0" w:color="BFC7D5"/>
+              <w:bottom w:val="single" w:sz="2" w:space="0" w:color="BFC7D5"/>
+              <w:right w:val="single" w:sz="6" w:space="0" w:color="BFC7D5"/>
+            </w:tcBorders>
+            <w:shd w:fill="1F3A5F" w:val="clear"/>
             <w:vAlign w:val="center"/>
           </w:tcPr>
           <w:p>
             <w:pPr>
               <w:pStyle w:val="TableHeading"/>
-              <w:suppressLineNumbers/>
-              <w:shd w:fill="1F3A5F" w:val="clear"/>
-              <w:bidi w:val="0"/>
-              <w:spacing w:before="0" w:after="283"/>
-              <w:jc w:val="center"/>
-              <w:rPr/>
-            </w:pPr>
-            <w:r>
-              <w:rPr/>
+              <w:bidi w:val="0"/>
+              <w:spacing w:before="0" w:after="283"/>
+              <w:jc w:val="left"/>
+              <w:rPr>
+                <w:color w:val="FFFFFF"/>
+              </w:rPr>
+            </w:pPr>
+            <w:r>
+              <w:rPr>
+                <w:color w:val="FFFFFF"/>
+              </w:rPr>
               <w:t>Field</w:t>
             </w:r>
           </w:p>
         </w:tc>
         <w:tc>
           <w:tcPr>
-            <w:tcW w:w="4351" w:type="dxa"/>
-            <w:tcBorders/>
+            <w:tcW w:w="6710" w:type="dxa"/>
+            <w:tcBorders>
+              <w:top w:val="single" w:sz="6" w:space="0" w:color="BFC7D5"/>
+              <w:left w:val="single" w:sz="2" w:space="0" w:color="BFC7D5"/>
+              <w:bottom w:val="single" w:sz="2" w:space="0" w:color="BFC7D5"/>
+              <w:right w:val="single" w:sz="6" w:space="0" w:color="BFC7D5"/>
+            </w:tcBorders>
+            <w:shd w:fill="1F3A5F" w:val="clear"/>
             <w:vAlign w:val="center"/>
           </w:tcPr>
           <w:p>
             <w:pPr>
               <w:pStyle w:val="TableHeading"/>
-              <w:suppressLineNumbers/>
-              <w:shd w:fill="1F3A5F" w:val="clear"/>
-              <w:bidi w:val="0"/>
-              <w:spacing w:before="0" w:after="283"/>
-              <w:jc w:val="center"/>
-              <w:rPr/>
-            </w:pPr>
-            <w:r>
-              <w:rPr/>
+              <w:bidi w:val="0"/>
+              <w:spacing w:before="0" w:after="283"/>
+              <w:jc w:val="left"/>
+              <w:rPr>
+                <w:color w:val="FFFFFF"/>
+              </w:rPr>
+            </w:pPr>
+            <w:r>
+              <w:rPr>
+                <w:color w:val="FFFFFF"/>
+              </w:rPr>
               <w:t>Entry</w:t>
             </w:r>
           </w:p>
@@ -727,8 +1155,12 @@
         <w:trPr/>
         <w:tc>
           <w:tcPr>
-            <w:tcW w:w="2971" w:type="dxa"/>
-            <w:tcBorders/>
+            <w:tcW w:w="4628" w:type="dxa"/>
+            <w:tcBorders>
+              <w:left w:val="single" w:sz="6" w:space="0" w:color="BFC7D5"/>
+              <w:bottom w:val="single" w:sz="2" w:space="0" w:color="BFC7D5"/>
+              <w:right w:val="single" w:sz="6" w:space="0" w:color="BFC7D5"/>
+            </w:tcBorders>
             <w:vAlign w:val="center"/>
           </w:tcPr>
           <w:p>
@@ -747,8 +1179,12 @@
         </w:tc>
         <w:tc>
           <w:tcPr>
-            <w:tcW w:w="4351" w:type="dxa"/>
-            <w:tcBorders/>
+            <w:tcW w:w="6710" w:type="dxa"/>
+            <w:tcBorders>
+              <w:left w:val="single" w:sz="2" w:space="0" w:color="BFC7D5"/>
+              <w:bottom w:val="single" w:sz="2" w:space="0" w:color="BFC7D5"/>
+              <w:right w:val="single" w:sz="6" w:space="0" w:color="BFC7D5"/>
+            </w:tcBorders>
             <w:vAlign w:val="center"/>
           </w:tcPr>
           <w:p>
@@ -772,8 +1208,12 @@
         <w:trPr/>
         <w:tc>
           <w:tcPr>
-            <w:tcW w:w="2971" w:type="dxa"/>
-            <w:tcBorders/>
+            <w:tcW w:w="4628" w:type="dxa"/>
+            <w:tcBorders>
+              <w:left w:val="single" w:sz="6" w:space="0" w:color="BFC7D5"/>
+              <w:bottom w:val="single" w:sz="2" w:space="0" w:color="BFC7D5"/>
+              <w:right w:val="single" w:sz="6" w:space="0" w:color="BFC7D5"/>
+            </w:tcBorders>
             <w:vAlign w:val="center"/>
           </w:tcPr>
           <w:p>
@@ -792,8 +1232,12 @@
         </w:tc>
         <w:tc>
           <w:tcPr>
-            <w:tcW w:w="4351" w:type="dxa"/>
-            <w:tcBorders/>
+            <w:tcW w:w="6710" w:type="dxa"/>
+            <w:tcBorders>
+              <w:left w:val="single" w:sz="2" w:space="0" w:color="BFC7D5"/>
+              <w:bottom w:val="single" w:sz="2" w:space="0" w:color="BFC7D5"/>
+              <w:right w:val="single" w:sz="6" w:space="0" w:color="BFC7D5"/>
+            </w:tcBorders>
             <w:vAlign w:val="center"/>
           </w:tcPr>
           <w:p>
@@ -817,8 +1261,12 @@
         <w:trPr/>
         <w:tc>
           <w:tcPr>
-            <w:tcW w:w="2971" w:type="dxa"/>
-            <w:tcBorders/>
+            <w:tcW w:w="4628" w:type="dxa"/>
+            <w:tcBorders>
+              <w:left w:val="single" w:sz="6" w:space="0" w:color="BFC7D5"/>
+              <w:bottom w:val="single" w:sz="2" w:space="0" w:color="BFC7D5"/>
+              <w:right w:val="single" w:sz="6" w:space="0" w:color="BFC7D5"/>
+            </w:tcBorders>
             <w:vAlign w:val="center"/>
           </w:tcPr>
           <w:p>
@@ -837,8 +1285,12 @@
         </w:tc>
         <w:tc>
           <w:tcPr>
-            <w:tcW w:w="4351" w:type="dxa"/>
-            <w:tcBorders/>
+            <w:tcW w:w="6710" w:type="dxa"/>
+            <w:tcBorders>
+              <w:left w:val="single" w:sz="2" w:space="0" w:color="BFC7D5"/>
+              <w:bottom w:val="single" w:sz="2" w:space="0" w:color="BFC7D5"/>
+              <w:right w:val="single" w:sz="6" w:space="0" w:color="BFC7D5"/>
+            </w:tcBorders>
             <w:vAlign w:val="center"/>
           </w:tcPr>
           <w:p>
@@ -862,8 +1314,12 @@
         <w:trPr/>
         <w:tc>
           <w:tcPr>
-            <w:tcW w:w="2971" w:type="dxa"/>
-            <w:tcBorders/>
+            <w:tcW w:w="4628" w:type="dxa"/>
+            <w:tcBorders>
+              <w:left w:val="single" w:sz="6" w:space="0" w:color="BFC7D5"/>
+              <w:bottom w:val="single" w:sz="2" w:space="0" w:color="BFC7D5"/>
+              <w:right w:val="single" w:sz="6" w:space="0" w:color="BFC7D5"/>
+            </w:tcBorders>
             <w:vAlign w:val="center"/>
           </w:tcPr>
           <w:p>
@@ -882,8 +1338,12 @@
         </w:tc>
         <w:tc>
           <w:tcPr>
-            <w:tcW w:w="4351" w:type="dxa"/>
-            <w:tcBorders/>
+            <w:tcW w:w="6710" w:type="dxa"/>
+            <w:tcBorders>
+              <w:left w:val="single" w:sz="2" w:space="0" w:color="BFC7D5"/>
+              <w:bottom w:val="single" w:sz="2" w:space="0" w:color="BFC7D5"/>
+              <w:right w:val="single" w:sz="6" w:space="0" w:color="BFC7D5"/>
+            </w:tcBorders>
             <w:vAlign w:val="center"/>
           </w:tcPr>
           <w:p>
@@ -915,8 +1375,12 @@
         <w:trPr/>
         <w:tc>
           <w:tcPr>
-            <w:tcW w:w="2971" w:type="dxa"/>
-            <w:tcBorders/>
+            <w:tcW w:w="4628" w:type="dxa"/>
+            <w:tcBorders>
+              <w:left w:val="single" w:sz="6" w:space="0" w:color="BFC7D5"/>
+              <w:bottom w:val="single" w:sz="6" w:space="0" w:color="BFC7D5"/>
+              <w:right w:val="single" w:sz="6" w:space="0" w:color="BFC7D5"/>
+            </w:tcBorders>
             <w:vAlign w:val="center"/>
           </w:tcPr>
           <w:p>
@@ -935,8 +1399,12 @@
         </w:tc>
         <w:tc>
           <w:tcPr>
-            <w:tcW w:w="4351" w:type="dxa"/>
-            <w:tcBorders/>
+            <w:tcW w:w="6710" w:type="dxa"/>
+            <w:tcBorders>
+              <w:left w:val="single" w:sz="2" w:space="0" w:color="BFC7D5"/>
+              <w:bottom w:val="single" w:sz="6" w:space="0" w:color="BFC7D5"/>
+              <w:right w:val="single" w:sz="6" w:space="0" w:color="BFC7D5"/>
+            </w:tcBorders>
             <w:vAlign w:val="center"/>
           </w:tcPr>
           <w:p>
@@ -1003,20 +1471,20 @@
     </w:p>
     <w:tbl>
       <w:tblPr>
-        <w:tblW w:w="6857" w:type="dxa"/>
+        <w:tblW w:w="5000" w:type="pct"/>
         <w:jc w:val="left"/>
-        <w:tblInd w:w="0" w:type="dxa"/>
+        <w:tblInd w:w="-7" w:type="dxa"/>
         <w:tblLayout w:type="fixed"/>
         <w:tblCellMar>
-          <w:top w:w="28" w:type="dxa"/>
-          <w:left w:w="28" w:type="dxa"/>
-          <w:bottom w:w="28" w:type="dxa"/>
-          <w:right w:w="28" w:type="dxa"/>
+          <w:top w:w="60" w:type="dxa"/>
+          <w:left w:w="60" w:type="dxa"/>
+          <w:bottom w:w="60" w:type="dxa"/>
+          <w:right w:w="60" w:type="dxa"/>
         </w:tblCellMar>
       </w:tblPr>
       <w:tblGrid>
-        <w:gridCol w:w="2506"/>
-        <w:gridCol w:w="4351"/>
+        <w:gridCol w:w="4176"/>
+        <w:gridCol w:w="7162"/>
       </w:tblGrid>
       <w:tr>
         <w:trPr>
@@ -1024,44 +1492,60 @@
         </w:trPr>
         <w:tc>
           <w:tcPr>
-            <w:tcW w:w="2506" w:type="dxa"/>
-            <w:tcBorders/>
+            <w:tcW w:w="4176" w:type="dxa"/>
+            <w:tcBorders>
+              <w:top w:val="single" w:sz="6" w:space="0" w:color="BFC7D5"/>
+              <w:left w:val="single" w:sz="6" w:space="0" w:color="BFC7D5"/>
+              <w:bottom w:val="single" w:sz="2" w:space="0" w:color="BFC7D5"/>
+              <w:right w:val="single" w:sz="6" w:space="0" w:color="BFC7D5"/>
+            </w:tcBorders>
+            <w:shd w:fill="1F3A5F" w:val="clear"/>
             <w:vAlign w:val="center"/>
           </w:tcPr>
           <w:p>
             <w:pPr>
               <w:pStyle w:val="TableHeading"/>
-              <w:suppressLineNumbers/>
-              <w:shd w:fill="1F3A5F" w:val="clear"/>
-              <w:bidi w:val="0"/>
-              <w:spacing w:before="0" w:after="283"/>
-              <w:jc w:val="center"/>
-              <w:rPr/>
-            </w:pPr>
-            <w:r>
-              <w:rPr/>
+              <w:bidi w:val="0"/>
+              <w:spacing w:before="0" w:after="283"/>
+              <w:jc w:val="left"/>
+              <w:rPr>
+                <w:color w:val="FFFFFF"/>
+              </w:rPr>
+            </w:pPr>
+            <w:r>
+              <w:rPr>
+                <w:color w:val="FFFFFF"/>
+              </w:rPr>
               <w:t>Field</w:t>
             </w:r>
           </w:p>
         </w:tc>
         <w:tc>
           <w:tcPr>
-            <w:tcW w:w="4351" w:type="dxa"/>
-            <w:tcBorders/>
+            <w:tcW w:w="7162" w:type="dxa"/>
+            <w:tcBorders>
+              <w:top w:val="single" w:sz="6" w:space="0" w:color="BFC7D5"/>
+              <w:left w:val="single" w:sz="2" w:space="0" w:color="BFC7D5"/>
+              <w:bottom w:val="single" w:sz="2" w:space="0" w:color="BFC7D5"/>
+              <w:right w:val="single" w:sz="6" w:space="0" w:color="BFC7D5"/>
+            </w:tcBorders>
+            <w:shd w:fill="1F3A5F" w:val="clear"/>
             <w:vAlign w:val="center"/>
           </w:tcPr>
           <w:p>
             <w:pPr>
               <w:pStyle w:val="TableHeading"/>
-              <w:suppressLineNumbers/>
-              <w:shd w:fill="1F3A5F" w:val="clear"/>
-              <w:bidi w:val="0"/>
-              <w:spacing w:before="0" w:after="283"/>
-              <w:jc w:val="center"/>
-              <w:rPr/>
-            </w:pPr>
-            <w:r>
-              <w:rPr/>
+              <w:bidi w:val="0"/>
+              <w:spacing w:before="0" w:after="283"/>
+              <w:jc w:val="left"/>
+              <w:rPr>
+                <w:color w:val="FFFFFF"/>
+              </w:rPr>
+            </w:pPr>
+            <w:r>
+              <w:rPr>
+                <w:color w:val="FFFFFF"/>
+              </w:rPr>
               <w:t>Entry</w:t>
             </w:r>
           </w:p>
@@ -1071,8 +1555,12 @@
         <w:trPr/>
         <w:tc>
           <w:tcPr>
-            <w:tcW w:w="2506" w:type="dxa"/>
-            <w:tcBorders/>
+            <w:tcW w:w="4176" w:type="dxa"/>
+            <w:tcBorders>
+              <w:left w:val="single" w:sz="6" w:space="0" w:color="BFC7D5"/>
+              <w:bottom w:val="single" w:sz="2" w:space="0" w:color="BFC7D5"/>
+              <w:right w:val="single" w:sz="6" w:space="0" w:color="BFC7D5"/>
+            </w:tcBorders>
             <w:vAlign w:val="center"/>
           </w:tcPr>
           <w:p>
@@ -1091,8 +1579,12 @@
         </w:tc>
         <w:tc>
           <w:tcPr>
-            <w:tcW w:w="4351" w:type="dxa"/>
-            <w:tcBorders/>
+            <w:tcW w:w="7162" w:type="dxa"/>
+            <w:tcBorders>
+              <w:left w:val="single" w:sz="2" w:space="0" w:color="BFC7D5"/>
+              <w:bottom w:val="single" w:sz="2" w:space="0" w:color="BFC7D5"/>
+              <w:right w:val="single" w:sz="6" w:space="0" w:color="BFC7D5"/>
+            </w:tcBorders>
             <w:vAlign w:val="center"/>
           </w:tcPr>
           <w:p>
@@ -1116,8 +1608,12 @@
         <w:trPr/>
         <w:tc>
           <w:tcPr>
-            <w:tcW w:w="2506" w:type="dxa"/>
-            <w:tcBorders/>
+            <w:tcW w:w="4176" w:type="dxa"/>
+            <w:tcBorders>
+              <w:left w:val="single" w:sz="6" w:space="0" w:color="BFC7D5"/>
+              <w:bottom w:val="single" w:sz="2" w:space="0" w:color="BFC7D5"/>
+              <w:right w:val="single" w:sz="6" w:space="0" w:color="BFC7D5"/>
+            </w:tcBorders>
             <w:vAlign w:val="center"/>
           </w:tcPr>
           <w:p>
@@ -1136,8 +1632,12 @@
         </w:tc>
         <w:tc>
           <w:tcPr>
-            <w:tcW w:w="4351" w:type="dxa"/>
-            <w:tcBorders/>
+            <w:tcW w:w="7162" w:type="dxa"/>
+            <w:tcBorders>
+              <w:left w:val="single" w:sz="2" w:space="0" w:color="BFC7D5"/>
+              <w:bottom w:val="single" w:sz="2" w:space="0" w:color="BFC7D5"/>
+              <w:right w:val="single" w:sz="6" w:space="0" w:color="BFC7D5"/>
+            </w:tcBorders>
             <w:vAlign w:val="center"/>
           </w:tcPr>
           <w:p>
@@ -1161,8 +1661,12 @@
         <w:trPr/>
         <w:tc>
           <w:tcPr>
-            <w:tcW w:w="2506" w:type="dxa"/>
-            <w:tcBorders/>
+            <w:tcW w:w="4176" w:type="dxa"/>
+            <w:tcBorders>
+              <w:left w:val="single" w:sz="6" w:space="0" w:color="BFC7D5"/>
+              <w:bottom w:val="single" w:sz="6" w:space="0" w:color="BFC7D5"/>
+              <w:right w:val="single" w:sz="6" w:space="0" w:color="BFC7D5"/>
+            </w:tcBorders>
             <w:vAlign w:val="center"/>
           </w:tcPr>
           <w:p>
@@ -1181,8 +1685,12 @@
         </w:tc>
         <w:tc>
           <w:tcPr>
-            <w:tcW w:w="4351" w:type="dxa"/>
-            <w:tcBorders/>
+            <w:tcW w:w="7162" w:type="dxa"/>
+            <w:tcBorders>
+              <w:left w:val="single" w:sz="2" w:space="0" w:color="BFC7D5"/>
+              <w:bottom w:val="single" w:sz="6" w:space="0" w:color="BFC7D5"/>
+              <w:right w:val="single" w:sz="6" w:space="0" w:color="BFC7D5"/>
+            </w:tcBorders>
             <w:vAlign w:val="center"/>
           </w:tcPr>
           <w:p>
@@ -1217,21 +1725,21 @@
     </w:p>
     <w:tbl>
       <w:tblPr>
-        <w:tblW w:w="5358" w:type="dxa"/>
+        <w:tblW w:w="5000" w:type="pct"/>
         <w:jc w:val="left"/>
-        <w:tblInd w:w="0" w:type="dxa"/>
+        <w:tblInd w:w="-7" w:type="dxa"/>
         <w:tblLayout w:type="fixed"/>
         <w:tblCellMar>
-          <w:top w:w="28" w:type="dxa"/>
-          <w:left w:w="28" w:type="dxa"/>
-          <w:bottom w:w="28" w:type="dxa"/>
-          <w:right w:w="28" w:type="dxa"/>
+          <w:top w:w="60" w:type="dxa"/>
+          <w:left w:w="60" w:type="dxa"/>
+          <w:bottom w:w="60" w:type="dxa"/>
+          <w:right w:w="60" w:type="dxa"/>
         </w:tblCellMar>
       </w:tblPr>
       <w:tblGrid>
-        <w:gridCol w:w="1921"/>
-        <w:gridCol w:w="2626"/>
-        <w:gridCol w:w="811"/>
+        <w:gridCol w:w="4080"/>
+        <w:gridCol w:w="5555"/>
+        <w:gridCol w:w="1703"/>
       </w:tblGrid>
       <w:tr>
         <w:trPr>
@@ -1239,66 +1747,90 @@
         </w:trPr>
         <w:tc>
           <w:tcPr>
-            <w:tcW w:w="1921" w:type="dxa"/>
-            <w:tcBorders/>
+            <w:tcW w:w="4080" w:type="dxa"/>
+            <w:tcBorders>
+              <w:top w:val="single" w:sz="6" w:space="0" w:color="BFC7D5"/>
+              <w:left w:val="single" w:sz="6" w:space="0" w:color="BFC7D5"/>
+              <w:bottom w:val="single" w:sz="2" w:space="0" w:color="BFC7D5"/>
+              <w:right w:val="single" w:sz="6" w:space="0" w:color="BFC7D5"/>
+            </w:tcBorders>
+            <w:shd w:fill="1F3A5F" w:val="clear"/>
             <w:vAlign w:val="center"/>
           </w:tcPr>
           <w:p>
             <w:pPr>
               <w:pStyle w:val="TableHeading"/>
-              <w:suppressLineNumbers/>
-              <w:shd w:fill="1F3A5F" w:val="clear"/>
-              <w:bidi w:val="0"/>
-              <w:spacing w:before="0" w:after="283"/>
-              <w:jc w:val="center"/>
-              <w:rPr/>
-            </w:pPr>
-            <w:r>
-              <w:rPr/>
+              <w:bidi w:val="0"/>
+              <w:spacing w:before="0" w:after="283"/>
+              <w:jc w:val="left"/>
+              <w:rPr>
+                <w:color w:val="FFFFFF"/>
+              </w:rPr>
+            </w:pPr>
+            <w:r>
+              <w:rPr>
+                <w:color w:val="FFFFFF"/>
+              </w:rPr>
               <w:t>ISO 9001:2015 clause</w:t>
             </w:r>
           </w:p>
         </w:tc>
         <w:tc>
           <w:tcPr>
-            <w:tcW w:w="2626" w:type="dxa"/>
-            <w:tcBorders/>
+            <w:tcW w:w="5555" w:type="dxa"/>
+            <w:tcBorders>
+              <w:top w:val="single" w:sz="6" w:space="0" w:color="BFC7D5"/>
+              <w:left w:val="single" w:sz="2" w:space="0" w:color="BFC7D5"/>
+              <w:bottom w:val="single" w:sz="2" w:space="0" w:color="BFC7D5"/>
+              <w:right w:val="single" w:sz="6" w:space="0" w:color="BFC7D5"/>
+            </w:tcBorders>
+            <w:shd w:fill="1F3A5F" w:val="clear"/>
             <w:vAlign w:val="center"/>
           </w:tcPr>
           <w:p>
             <w:pPr>
               <w:pStyle w:val="TableHeading"/>
-              <w:suppressLineNumbers/>
-              <w:shd w:fill="1F3A5F" w:val="clear"/>
-              <w:bidi w:val="0"/>
-              <w:spacing w:before="0" w:after="283"/>
-              <w:jc w:val="center"/>
-              <w:rPr/>
-            </w:pPr>
-            <w:r>
-              <w:rPr/>
+              <w:bidi w:val="0"/>
+              <w:spacing w:before="0" w:after="283"/>
+              <w:jc w:val="left"/>
+              <w:rPr>
+                <w:color w:val="FFFFFF"/>
+              </w:rPr>
+            </w:pPr>
+            <w:r>
+              <w:rPr>
+                <w:color w:val="FFFFFF"/>
+              </w:rPr>
               <w:t>Process / procedure</w:t>
             </w:r>
           </w:p>
         </w:tc>
         <w:tc>
           <w:tcPr>
-            <w:tcW w:w="811" w:type="dxa"/>
-            <w:tcBorders/>
+            <w:tcW w:w="1703" w:type="dxa"/>
+            <w:tcBorders>
+              <w:top w:val="single" w:sz="6" w:space="0" w:color="BFC7D5"/>
+              <w:left w:val="single" w:sz="2" w:space="0" w:color="BFC7D5"/>
+              <w:bottom w:val="single" w:sz="2" w:space="0" w:color="BFC7D5"/>
+              <w:right w:val="single" w:sz="6" w:space="0" w:color="BFC7D5"/>
+            </w:tcBorders>
+            <w:shd w:fill="1F3A5F" w:val="clear"/>
             <w:vAlign w:val="center"/>
           </w:tcPr>
           <w:p>
             <w:pPr>
               <w:pStyle w:val="TableHeading"/>
-              <w:suppressLineNumbers/>
-              <w:shd w:fill="1F3A5F" w:val="clear"/>
-              <w:bidi w:val="0"/>
-              <w:spacing w:before="0" w:after="283"/>
-              <w:jc w:val="center"/>
-              <w:rPr/>
-            </w:pPr>
-            <w:r>
-              <w:rPr/>
+              <w:bidi w:val="0"/>
+              <w:spacing w:before="0" w:after="283"/>
+              <w:jc w:val="left"/>
+              <w:rPr>
+                <w:color w:val="FFFFFF"/>
+              </w:rPr>
+            </w:pPr>
+            <w:r>
+              <w:rPr>
+                <w:color w:val="FFFFFF"/>
+              </w:rPr>
               <w:t>Audited</w:t>
             </w:r>
           </w:p>
@@ -1308,8 +1840,12 @@
         <w:trPr/>
         <w:tc>
           <w:tcPr>
-            <w:tcW w:w="1921" w:type="dxa"/>
-            <w:tcBorders/>
+            <w:tcW w:w="4080" w:type="dxa"/>
+            <w:tcBorders>
+              <w:left w:val="single" w:sz="6" w:space="0" w:color="BFC7D5"/>
+              <w:bottom w:val="single" w:sz="2" w:space="0" w:color="BFC7D5"/>
+              <w:right w:val="single" w:sz="6" w:space="0" w:color="BFC7D5"/>
+            </w:tcBorders>
             <w:vAlign w:val="center"/>
           </w:tcPr>
           <w:p>
@@ -1330,8 +1866,12 @@
         </w:tc>
         <w:tc>
           <w:tcPr>
-            <w:tcW w:w="2626" w:type="dxa"/>
-            <w:tcBorders/>
+            <w:tcW w:w="5555" w:type="dxa"/>
+            <w:tcBorders>
+              <w:left w:val="single" w:sz="2" w:space="0" w:color="BFC7D5"/>
+              <w:bottom w:val="single" w:sz="2" w:space="0" w:color="BFC7D5"/>
+              <w:right w:val="single" w:sz="6" w:space="0" w:color="BFC7D5"/>
+            </w:tcBorders>
             <w:vAlign w:val="center"/>
           </w:tcPr>
           <w:p>
@@ -1352,8 +1892,12 @@
         </w:tc>
         <w:tc>
           <w:tcPr>
-            <w:tcW w:w="811" w:type="dxa"/>
-            <w:tcBorders/>
+            <w:tcW w:w="1703" w:type="dxa"/>
+            <w:tcBorders>
+              <w:left w:val="single" w:sz="2" w:space="0" w:color="BFC7D5"/>
+              <w:bottom w:val="single" w:sz="2" w:space="0" w:color="BFC7D5"/>
+              <w:right w:val="single" w:sz="6" w:space="0" w:color="BFC7D5"/>
+            </w:tcBorders>
             <w:vAlign w:val="center"/>
           </w:tcPr>
           <w:p>
@@ -1375,8 +1919,12 @@
         <w:trPr/>
         <w:tc>
           <w:tcPr>
-            <w:tcW w:w="1921" w:type="dxa"/>
-            <w:tcBorders/>
+            <w:tcW w:w="4080" w:type="dxa"/>
+            <w:tcBorders>
+              <w:left w:val="single" w:sz="6" w:space="0" w:color="BFC7D5"/>
+              <w:bottom w:val="single" w:sz="2" w:space="0" w:color="BFC7D5"/>
+              <w:right w:val="single" w:sz="6" w:space="0" w:color="BFC7D5"/>
+            </w:tcBorders>
             <w:vAlign w:val="center"/>
           </w:tcPr>
           <w:p>
@@ -1397,8 +1945,12 @@
         </w:tc>
         <w:tc>
           <w:tcPr>
-            <w:tcW w:w="2626" w:type="dxa"/>
-            <w:tcBorders/>
+            <w:tcW w:w="5555" w:type="dxa"/>
+            <w:tcBorders>
+              <w:left w:val="single" w:sz="2" w:space="0" w:color="BFC7D5"/>
+              <w:bottom w:val="single" w:sz="2" w:space="0" w:color="BFC7D5"/>
+              <w:right w:val="single" w:sz="6" w:space="0" w:color="BFC7D5"/>
+            </w:tcBorders>
             <w:vAlign w:val="center"/>
           </w:tcPr>
           <w:p>
@@ -1419,8 +1971,12 @@
         </w:tc>
         <w:tc>
           <w:tcPr>
-            <w:tcW w:w="811" w:type="dxa"/>
-            <w:tcBorders/>
+            <w:tcW w:w="1703" w:type="dxa"/>
+            <w:tcBorders>
+              <w:left w:val="single" w:sz="2" w:space="0" w:color="BFC7D5"/>
+              <w:bottom w:val="single" w:sz="2" w:space="0" w:color="BFC7D5"/>
+              <w:right w:val="single" w:sz="6" w:space="0" w:color="BFC7D5"/>
+            </w:tcBorders>
             <w:vAlign w:val="center"/>
           </w:tcPr>
           <w:p>
@@ -1442,8 +1998,12 @@
         <w:trPr/>
         <w:tc>
           <w:tcPr>
-            <w:tcW w:w="1921" w:type="dxa"/>
-            <w:tcBorders/>
+            <w:tcW w:w="4080" w:type="dxa"/>
+            <w:tcBorders>
+              <w:left w:val="single" w:sz="6" w:space="0" w:color="BFC7D5"/>
+              <w:bottom w:val="single" w:sz="2" w:space="0" w:color="BFC7D5"/>
+              <w:right w:val="single" w:sz="6" w:space="0" w:color="BFC7D5"/>
+            </w:tcBorders>
             <w:vAlign w:val="center"/>
           </w:tcPr>
           <w:p>
@@ -1464,8 +2024,12 @@
         </w:tc>
         <w:tc>
           <w:tcPr>
-            <w:tcW w:w="2626" w:type="dxa"/>
-            <w:tcBorders/>
+            <w:tcW w:w="5555" w:type="dxa"/>
+            <w:tcBorders>
+              <w:left w:val="single" w:sz="2" w:space="0" w:color="BFC7D5"/>
+              <w:bottom w:val="single" w:sz="2" w:space="0" w:color="BFC7D5"/>
+              <w:right w:val="single" w:sz="6" w:space="0" w:color="BFC7D5"/>
+            </w:tcBorders>
             <w:vAlign w:val="center"/>
           </w:tcPr>
           <w:p>
@@ -1486,8 +2050,12 @@
         </w:tc>
         <w:tc>
           <w:tcPr>
-            <w:tcW w:w="811" w:type="dxa"/>
-            <w:tcBorders/>
+            <w:tcW w:w="1703" w:type="dxa"/>
+            <w:tcBorders>
+              <w:left w:val="single" w:sz="2" w:space="0" w:color="BFC7D5"/>
+              <w:bottom w:val="single" w:sz="2" w:space="0" w:color="BFC7D5"/>
+              <w:right w:val="single" w:sz="6" w:space="0" w:color="BFC7D5"/>
+            </w:tcBorders>
             <w:vAlign w:val="center"/>
           </w:tcPr>
           <w:p>
@@ -1509,8 +2077,12 @@
         <w:trPr/>
         <w:tc>
           <w:tcPr>
-            <w:tcW w:w="1921" w:type="dxa"/>
-            <w:tcBorders/>
+            <w:tcW w:w="4080" w:type="dxa"/>
+            <w:tcBorders>
+              <w:left w:val="single" w:sz="6" w:space="0" w:color="BFC7D5"/>
+              <w:bottom w:val="single" w:sz="6" w:space="0" w:color="BFC7D5"/>
+              <w:right w:val="single" w:sz="6" w:space="0" w:color="BFC7D5"/>
+            </w:tcBorders>
             <w:vAlign w:val="center"/>
           </w:tcPr>
           <w:p>
@@ -1531,8 +2103,12 @@
         </w:tc>
         <w:tc>
           <w:tcPr>
-            <w:tcW w:w="2626" w:type="dxa"/>
-            <w:tcBorders/>
+            <w:tcW w:w="5555" w:type="dxa"/>
+            <w:tcBorders>
+              <w:left w:val="single" w:sz="2" w:space="0" w:color="BFC7D5"/>
+              <w:bottom w:val="single" w:sz="6" w:space="0" w:color="BFC7D5"/>
+              <w:right w:val="single" w:sz="6" w:space="0" w:color="BFC7D5"/>
+            </w:tcBorders>
             <w:vAlign w:val="center"/>
           </w:tcPr>
           <w:p>
@@ -1553,8 +2129,12 @@
         </w:tc>
         <w:tc>
           <w:tcPr>
-            <w:tcW w:w="811" w:type="dxa"/>
-            <w:tcBorders/>
+            <w:tcW w:w="1703" w:type="dxa"/>
+            <w:tcBorders>
+              <w:left w:val="single" w:sz="2" w:space="0" w:color="BFC7D5"/>
+              <w:bottom w:val="single" w:sz="6" w:space="0" w:color="BFC7D5"/>
+              <w:right w:val="single" w:sz="6" w:space="0" w:color="BFC7D5"/>
+            </w:tcBorders>
             <w:vAlign w:val="center"/>
           </w:tcPr>
           <w:p>
@@ -1651,22 +2231,22 @@
     </w:p>
     <w:tbl>
       <w:tblPr>
-        <w:tblW w:w="6874" w:type="dxa"/>
+        <w:tblW w:w="5000" w:type="pct"/>
         <w:jc w:val="left"/>
-        <w:tblInd w:w="0" w:type="dxa"/>
+        <w:tblInd w:w="-7" w:type="dxa"/>
         <w:tblLayout w:type="fixed"/>
         <w:tblCellMar>
-          <w:top w:w="28" w:type="dxa"/>
-          <w:left w:w="28" w:type="dxa"/>
-          <w:bottom w:w="28" w:type="dxa"/>
-          <w:right w:w="28" w:type="dxa"/>
+          <w:top w:w="60" w:type="dxa"/>
+          <w:left w:w="60" w:type="dxa"/>
+          <w:bottom w:w="60" w:type="dxa"/>
+          <w:right w:w="60" w:type="dxa"/>
         </w:tblCellMar>
       </w:tblPr>
       <w:tblGrid>
-        <w:gridCol w:w="211"/>
-        <w:gridCol w:w="2626"/>
-        <w:gridCol w:w="2626"/>
-        <w:gridCol w:w="1411"/>
+        <w:gridCol w:w="397"/>
+        <w:gridCol w:w="4321"/>
+        <w:gridCol w:w="4321"/>
+        <w:gridCol w:w="2299"/>
       </w:tblGrid>
       <w:tr>
         <w:trPr>
@@ -1674,88 +2254,120 @@
         </w:trPr>
         <w:tc>
           <w:tcPr>
-            <w:tcW w:w="211" w:type="dxa"/>
-            <w:tcBorders/>
+            <w:tcW w:w="397" w:type="dxa"/>
+            <w:tcBorders>
+              <w:top w:val="single" w:sz="6" w:space="0" w:color="BFC7D5"/>
+              <w:left w:val="single" w:sz="6" w:space="0" w:color="BFC7D5"/>
+              <w:bottom w:val="single" w:sz="2" w:space="0" w:color="BFC7D5"/>
+              <w:right w:val="single" w:sz="6" w:space="0" w:color="BFC7D5"/>
+            </w:tcBorders>
+            <w:shd w:fill="1F3A5F" w:val="clear"/>
             <w:vAlign w:val="center"/>
           </w:tcPr>
           <w:p>
             <w:pPr>
               <w:pStyle w:val="TableHeading"/>
-              <w:suppressLineNumbers/>
-              <w:shd w:fill="1F3A5F" w:val="clear"/>
-              <w:bidi w:val="0"/>
-              <w:spacing w:before="0" w:after="283"/>
-              <w:jc w:val="center"/>
-              <w:rPr/>
-            </w:pPr>
-            <w:r>
-              <w:rPr/>
+              <w:bidi w:val="0"/>
+              <w:spacing w:before="0" w:after="283"/>
+              <w:jc w:val="left"/>
+              <w:rPr>
+                <w:color w:val="FFFFFF"/>
+              </w:rPr>
+            </w:pPr>
+            <w:r>
+              <w:rPr>
+                <w:color w:val="FFFFFF"/>
+              </w:rPr>
               <w:t>#</w:t>
             </w:r>
           </w:p>
         </w:tc>
         <w:tc>
           <w:tcPr>
-            <w:tcW w:w="2626" w:type="dxa"/>
-            <w:tcBorders/>
+            <w:tcW w:w="4321" w:type="dxa"/>
+            <w:tcBorders>
+              <w:top w:val="single" w:sz="6" w:space="0" w:color="BFC7D5"/>
+              <w:left w:val="single" w:sz="2" w:space="0" w:color="BFC7D5"/>
+              <w:bottom w:val="single" w:sz="2" w:space="0" w:color="BFC7D5"/>
+              <w:right w:val="single" w:sz="6" w:space="0" w:color="BFC7D5"/>
+            </w:tcBorders>
+            <w:shd w:fill="1F3A5F" w:val="clear"/>
             <w:vAlign w:val="center"/>
           </w:tcPr>
           <w:p>
             <w:pPr>
               <w:pStyle w:val="TableHeading"/>
-              <w:suppressLineNumbers/>
-              <w:shd w:fill="1F3A5F" w:val="clear"/>
-              <w:bidi w:val="0"/>
-              <w:spacing w:before="0" w:after="283"/>
-              <w:jc w:val="center"/>
-              <w:rPr/>
-            </w:pPr>
-            <w:r>
-              <w:rPr/>
+              <w:bidi w:val="0"/>
+              <w:spacing w:before="0" w:after="283"/>
+              <w:jc w:val="left"/>
+              <w:rPr>
+                <w:color w:val="FFFFFF"/>
+              </w:rPr>
+            </w:pPr>
+            <w:r>
+              <w:rPr>
+                <w:color w:val="FFFFFF"/>
+              </w:rPr>
               <w:t>Evidence</w:t>
             </w:r>
           </w:p>
         </w:tc>
         <w:tc>
           <w:tcPr>
-            <w:tcW w:w="2626" w:type="dxa"/>
-            <w:tcBorders/>
+            <w:tcW w:w="4321" w:type="dxa"/>
+            <w:tcBorders>
+              <w:top w:val="single" w:sz="6" w:space="0" w:color="BFC7D5"/>
+              <w:left w:val="single" w:sz="2" w:space="0" w:color="BFC7D5"/>
+              <w:bottom w:val="single" w:sz="2" w:space="0" w:color="BFC7D5"/>
+              <w:right w:val="single" w:sz="6" w:space="0" w:color="BFC7D5"/>
+            </w:tcBorders>
+            <w:shd w:fill="1F3A5F" w:val="clear"/>
             <w:vAlign w:val="center"/>
           </w:tcPr>
           <w:p>
             <w:pPr>
               <w:pStyle w:val="TableHeading"/>
-              <w:suppressLineNumbers/>
-              <w:shd w:fill="1F3A5F" w:val="clear"/>
-              <w:bidi w:val="0"/>
-              <w:spacing w:before="0" w:after="283"/>
-              <w:jc w:val="center"/>
-              <w:rPr/>
-            </w:pPr>
-            <w:r>
-              <w:rPr/>
+              <w:bidi w:val="0"/>
+              <w:spacing w:before="0" w:after="283"/>
+              <w:jc w:val="left"/>
+              <w:rPr>
+                <w:color w:val="FFFFFF"/>
+              </w:rPr>
+            </w:pPr>
+            <w:r>
+              <w:rPr>
+                <w:color w:val="FFFFFF"/>
+              </w:rPr>
               <w:t>Where / identifier</w:t>
             </w:r>
           </w:p>
         </w:tc>
         <w:tc>
           <w:tcPr>
-            <w:tcW w:w="1411" w:type="dxa"/>
-            <w:tcBorders/>
+            <w:tcW w:w="2299" w:type="dxa"/>
+            <w:tcBorders>
+              <w:top w:val="single" w:sz="6" w:space="0" w:color="BFC7D5"/>
+              <w:left w:val="single" w:sz="2" w:space="0" w:color="BFC7D5"/>
+              <w:bottom w:val="single" w:sz="2" w:space="0" w:color="BFC7D5"/>
+              <w:right w:val="single" w:sz="6" w:space="0" w:color="BFC7D5"/>
+            </w:tcBorders>
+            <w:shd w:fill="1F3A5F" w:val="clear"/>
             <w:vAlign w:val="center"/>
           </w:tcPr>
           <w:p>
             <w:pPr>
               <w:pStyle w:val="TableHeading"/>
-              <w:suppressLineNumbers/>
-              <w:shd w:fill="1F3A5F" w:val="clear"/>
-              <w:bidi w:val="0"/>
-              <w:spacing w:before="0" w:after="283"/>
-              <w:jc w:val="center"/>
-              <w:rPr/>
-            </w:pPr>
-            <w:r>
-              <w:rPr/>
+              <w:bidi w:val="0"/>
+              <w:spacing w:before="0" w:after="283"/>
+              <w:jc w:val="left"/>
+              <w:rPr>
+                <w:color w:val="FFFFFF"/>
+              </w:rPr>
+            </w:pPr>
+            <w:r>
+              <w:rPr>
+                <w:color w:val="FFFFFF"/>
+              </w:rPr>
               <w:t>Sample taken</w:t>
             </w:r>
           </w:p>
@@ -1765,8 +2377,12 @@
         <w:trPr/>
         <w:tc>
           <w:tcPr>
-            <w:tcW w:w="211" w:type="dxa"/>
-            <w:tcBorders/>
+            <w:tcW w:w="397" w:type="dxa"/>
+            <w:tcBorders>
+              <w:left w:val="single" w:sz="6" w:space="0" w:color="BFC7D5"/>
+              <w:bottom w:val="single" w:sz="2" w:space="0" w:color="BFC7D5"/>
+              <w:right w:val="single" w:sz="6" w:space="0" w:color="BFC7D5"/>
+            </w:tcBorders>
             <w:vAlign w:val="center"/>
           </w:tcPr>
           <w:p>
@@ -1785,8 +2401,12 @@
         </w:tc>
         <w:tc>
           <w:tcPr>
-            <w:tcW w:w="2626" w:type="dxa"/>
-            <w:tcBorders/>
+            <w:tcW w:w="4321" w:type="dxa"/>
+            <w:tcBorders>
+              <w:left w:val="single" w:sz="2" w:space="0" w:color="BFC7D5"/>
+              <w:bottom w:val="single" w:sz="2" w:space="0" w:color="BFC7D5"/>
+              <w:right w:val="single" w:sz="6" w:space="0" w:color="BFC7D5"/>
+            </w:tcBorders>
             <w:vAlign w:val="center"/>
           </w:tcPr>
           <w:p>
@@ -1807,8 +2427,12 @@
         </w:tc>
         <w:tc>
           <w:tcPr>
-            <w:tcW w:w="2626" w:type="dxa"/>
-            <w:tcBorders/>
+            <w:tcW w:w="4321" w:type="dxa"/>
+            <w:tcBorders>
+              <w:left w:val="single" w:sz="2" w:space="0" w:color="BFC7D5"/>
+              <w:bottom w:val="single" w:sz="2" w:space="0" w:color="BFC7D5"/>
+              <w:right w:val="single" w:sz="6" w:space="0" w:color="BFC7D5"/>
+            </w:tcBorders>
             <w:vAlign w:val="center"/>
           </w:tcPr>
           <w:p>
@@ -1829,8 +2453,12 @@
         </w:tc>
         <w:tc>
           <w:tcPr>
-            <w:tcW w:w="1411" w:type="dxa"/>
-            <w:tcBorders/>
+            <w:tcW w:w="2299" w:type="dxa"/>
+            <w:tcBorders>
+              <w:left w:val="single" w:sz="2" w:space="0" w:color="BFC7D5"/>
+              <w:bottom w:val="single" w:sz="2" w:space="0" w:color="BFC7D5"/>
+              <w:right w:val="single" w:sz="6" w:space="0" w:color="BFC7D5"/>
+            </w:tcBorders>
             <w:vAlign w:val="center"/>
           </w:tcPr>
           <w:p>
@@ -1854,8 +2482,12 @@
         <w:trPr/>
         <w:tc>
           <w:tcPr>
-            <w:tcW w:w="211" w:type="dxa"/>
-            <w:tcBorders/>
+            <w:tcW w:w="397" w:type="dxa"/>
+            <w:tcBorders>
+              <w:left w:val="single" w:sz="6" w:space="0" w:color="BFC7D5"/>
+              <w:bottom w:val="single" w:sz="2" w:space="0" w:color="BFC7D5"/>
+              <w:right w:val="single" w:sz="6" w:space="0" w:color="BFC7D5"/>
+            </w:tcBorders>
             <w:vAlign w:val="center"/>
           </w:tcPr>
           <w:p>
@@ -1874,8 +2506,12 @@
         </w:tc>
         <w:tc>
           <w:tcPr>
-            <w:tcW w:w="2626" w:type="dxa"/>
-            <w:tcBorders/>
+            <w:tcW w:w="4321" w:type="dxa"/>
+            <w:tcBorders>
+              <w:left w:val="single" w:sz="2" w:space="0" w:color="BFC7D5"/>
+              <w:bottom w:val="single" w:sz="2" w:space="0" w:color="BFC7D5"/>
+              <w:right w:val="single" w:sz="6" w:space="0" w:color="BFC7D5"/>
+            </w:tcBorders>
             <w:vAlign w:val="center"/>
           </w:tcPr>
           <w:p>
@@ -1896,8 +2532,12 @@
         </w:tc>
         <w:tc>
           <w:tcPr>
-            <w:tcW w:w="2626" w:type="dxa"/>
-            <w:tcBorders/>
+            <w:tcW w:w="4321" w:type="dxa"/>
+            <w:tcBorders>
+              <w:left w:val="single" w:sz="2" w:space="0" w:color="BFC7D5"/>
+              <w:bottom w:val="single" w:sz="2" w:space="0" w:color="BFC7D5"/>
+              <w:right w:val="single" w:sz="6" w:space="0" w:color="BFC7D5"/>
+            </w:tcBorders>
             <w:vAlign w:val="center"/>
           </w:tcPr>
           <w:p>
@@ -1918,8 +2558,12 @@
         </w:tc>
         <w:tc>
           <w:tcPr>
-            <w:tcW w:w="1411" w:type="dxa"/>
-            <w:tcBorders/>
+            <w:tcW w:w="2299" w:type="dxa"/>
+            <w:tcBorders>
+              <w:left w:val="single" w:sz="2" w:space="0" w:color="BFC7D5"/>
+              <w:bottom w:val="single" w:sz="2" w:space="0" w:color="BFC7D5"/>
+              <w:right w:val="single" w:sz="6" w:space="0" w:color="BFC7D5"/>
+            </w:tcBorders>
             <w:vAlign w:val="center"/>
           </w:tcPr>
           <w:p>
@@ -1943,8 +2587,12 @@
         <w:trPr/>
         <w:tc>
           <w:tcPr>
-            <w:tcW w:w="211" w:type="dxa"/>
-            <w:tcBorders/>
+            <w:tcW w:w="397" w:type="dxa"/>
+            <w:tcBorders>
+              <w:left w:val="single" w:sz="6" w:space="0" w:color="BFC7D5"/>
+              <w:bottom w:val="single" w:sz="2" w:space="0" w:color="BFC7D5"/>
+              <w:right w:val="single" w:sz="6" w:space="0" w:color="BFC7D5"/>
+            </w:tcBorders>
             <w:vAlign w:val="center"/>
           </w:tcPr>
           <w:p>
@@ -1963,8 +2611,12 @@
         </w:tc>
         <w:tc>
           <w:tcPr>
-            <w:tcW w:w="2626" w:type="dxa"/>
-            <w:tcBorders/>
+            <w:tcW w:w="4321" w:type="dxa"/>
+            <w:tcBorders>
+              <w:left w:val="single" w:sz="2" w:space="0" w:color="BFC7D5"/>
+              <w:bottom w:val="single" w:sz="2" w:space="0" w:color="BFC7D5"/>
+              <w:right w:val="single" w:sz="6" w:space="0" w:color="BFC7D5"/>
+            </w:tcBorders>
             <w:vAlign w:val="center"/>
           </w:tcPr>
           <w:p>
@@ -1985,8 +2637,12 @@
         </w:tc>
         <w:tc>
           <w:tcPr>
-            <w:tcW w:w="2626" w:type="dxa"/>
-            <w:tcBorders/>
+            <w:tcW w:w="4321" w:type="dxa"/>
+            <w:tcBorders>
+              <w:left w:val="single" w:sz="2" w:space="0" w:color="BFC7D5"/>
+              <w:bottom w:val="single" w:sz="2" w:space="0" w:color="BFC7D5"/>
+              <w:right w:val="single" w:sz="6" w:space="0" w:color="BFC7D5"/>
+            </w:tcBorders>
             <w:vAlign w:val="center"/>
           </w:tcPr>
           <w:p>
@@ -2007,8 +2663,12 @@
         </w:tc>
         <w:tc>
           <w:tcPr>
-            <w:tcW w:w="1411" w:type="dxa"/>
-            <w:tcBorders/>
+            <w:tcW w:w="2299" w:type="dxa"/>
+            <w:tcBorders>
+              <w:left w:val="single" w:sz="2" w:space="0" w:color="BFC7D5"/>
+              <w:bottom w:val="single" w:sz="2" w:space="0" w:color="BFC7D5"/>
+              <w:right w:val="single" w:sz="6" w:space="0" w:color="BFC7D5"/>
+            </w:tcBorders>
             <w:vAlign w:val="center"/>
           </w:tcPr>
           <w:p>
@@ -2032,8 +2692,12 @@
         <w:trPr/>
         <w:tc>
           <w:tcPr>
-            <w:tcW w:w="211" w:type="dxa"/>
-            <w:tcBorders/>
+            <w:tcW w:w="397" w:type="dxa"/>
+            <w:tcBorders>
+              <w:left w:val="single" w:sz="6" w:space="0" w:color="BFC7D5"/>
+              <w:bottom w:val="single" w:sz="6" w:space="0" w:color="BFC7D5"/>
+              <w:right w:val="single" w:sz="6" w:space="0" w:color="BFC7D5"/>
+            </w:tcBorders>
             <w:vAlign w:val="center"/>
           </w:tcPr>
           <w:p>
@@ -2052,8 +2716,12 @@
         </w:tc>
         <w:tc>
           <w:tcPr>
-            <w:tcW w:w="2626" w:type="dxa"/>
-            <w:tcBorders/>
+            <w:tcW w:w="4321" w:type="dxa"/>
+            <w:tcBorders>
+              <w:left w:val="single" w:sz="2" w:space="0" w:color="BFC7D5"/>
+              <w:bottom w:val="single" w:sz="6" w:space="0" w:color="BFC7D5"/>
+              <w:right w:val="single" w:sz="6" w:space="0" w:color="BFC7D5"/>
+            </w:tcBorders>
             <w:vAlign w:val="center"/>
           </w:tcPr>
           <w:p>
@@ -2074,8 +2742,12 @@
         </w:tc>
         <w:tc>
           <w:tcPr>
-            <w:tcW w:w="2626" w:type="dxa"/>
-            <w:tcBorders/>
+            <w:tcW w:w="4321" w:type="dxa"/>
+            <w:tcBorders>
+              <w:left w:val="single" w:sz="2" w:space="0" w:color="BFC7D5"/>
+              <w:bottom w:val="single" w:sz="6" w:space="0" w:color="BFC7D5"/>
+              <w:right w:val="single" w:sz="6" w:space="0" w:color="BFC7D5"/>
+            </w:tcBorders>
             <w:vAlign w:val="center"/>
           </w:tcPr>
           <w:p>
@@ -2096,8 +2768,12 @@
         </w:tc>
         <w:tc>
           <w:tcPr>
-            <w:tcW w:w="1411" w:type="dxa"/>
-            <w:tcBorders/>
+            <w:tcW w:w="2299" w:type="dxa"/>
+            <w:tcBorders>
+              <w:left w:val="single" w:sz="2" w:space="0" w:color="BFC7D5"/>
+              <w:bottom w:val="single" w:sz="6" w:space="0" w:color="BFC7D5"/>
+              <w:right w:val="single" w:sz="6" w:space="0" w:color="BFC7D5"/>
+            </w:tcBorders>
             <w:vAlign w:val="center"/>
           </w:tcPr>
           <w:p>
@@ -2162,24 +2838,24 @@
     </w:p>
     <w:tbl>
       <w:tblPr>
-        <w:tblW w:w="11339" w:type="dxa"/>
+        <w:tblW w:w="5000" w:type="pct"/>
         <w:jc w:val="left"/>
-        <w:tblInd w:w="0" w:type="dxa"/>
+        <w:tblInd w:w="-7" w:type="dxa"/>
         <w:tblLayout w:type="fixed"/>
         <w:tblCellMar>
-          <w:top w:w="28" w:type="dxa"/>
-          <w:left w:w="28" w:type="dxa"/>
-          <w:bottom w:w="28" w:type="dxa"/>
-          <w:right w:w="28" w:type="dxa"/>
+          <w:top w:w="60" w:type="dxa"/>
+          <w:left w:w="60" w:type="dxa"/>
+          <w:bottom w:w="60" w:type="dxa"/>
+          <w:right w:w="60" w:type="dxa"/>
         </w:tblCellMar>
       </w:tblPr>
       <w:tblGrid>
-        <w:gridCol w:w="521"/>
-        <w:gridCol w:w="908"/>
-        <w:gridCol w:w="2969"/>
-        <w:gridCol w:w="3665"/>
-        <w:gridCol w:w="1688"/>
-        <w:gridCol w:w="1588"/>
+        <w:gridCol w:w="550"/>
+        <w:gridCol w:w="937"/>
+        <w:gridCol w:w="2954"/>
+        <w:gridCol w:w="3634"/>
+        <w:gridCol w:w="1696"/>
+        <w:gridCol w:w="1568"/>
       </w:tblGrid>
       <w:tr>
         <w:trPr>
@@ -2187,142 +2863,191 @@
         </w:trPr>
         <w:tc>
           <w:tcPr>
-            <w:tcW w:w="521" w:type="dxa"/>
-            <w:tcBorders/>
+            <w:tcW w:w="550" w:type="dxa"/>
+            <w:tcBorders>
+              <w:top w:val="single" w:sz="6" w:space="0" w:color="BFC7D5"/>
+              <w:left w:val="single" w:sz="6" w:space="0" w:color="BFC7D5"/>
+              <w:bottom w:val="single" w:sz="2" w:space="0" w:color="BFC7D5"/>
+              <w:right w:val="single" w:sz="6" w:space="0" w:color="BFC7D5"/>
+            </w:tcBorders>
+            <w:shd w:fill="1F3A5F" w:val="clear"/>
             <w:vAlign w:val="center"/>
           </w:tcPr>
           <w:p>
             <w:pPr>
               <w:pStyle w:val="TableHeading"/>
-              <w:suppressLineNumbers/>
-              <w:shd w:fill="1F3A5F" w:val="clear"/>
-              <w:bidi w:val="0"/>
-              <w:spacing w:before="0" w:after="283"/>
-              <w:jc w:val="center"/>
-              <w:rPr/>
-            </w:pPr>
-            <w:r>
-              <w:rPr/>
+              <w:bidi w:val="0"/>
+              <w:spacing w:before="0" w:after="283"/>
+              <w:jc w:val="left"/>
+              <w:rPr>
+                <w:color w:val="FFFFFF"/>
+              </w:rPr>
+            </w:pPr>
+            <w:r>
+              <w:rPr>
+                <w:color w:val="FFFFFF"/>
+              </w:rPr>
               <w:t>Ref</w:t>
             </w:r>
           </w:p>
         </w:tc>
         <w:tc>
           <w:tcPr>
-            <w:tcW w:w="908" w:type="dxa"/>
-            <w:tcBorders/>
+            <w:tcW w:w="937" w:type="dxa"/>
+            <w:tcBorders>
+              <w:top w:val="single" w:sz="6" w:space="0" w:color="BFC7D5"/>
+              <w:left w:val="single" w:sz="2" w:space="0" w:color="BFC7D5"/>
+              <w:bottom w:val="single" w:sz="2" w:space="0" w:color="BFC7D5"/>
+              <w:right w:val="single" w:sz="6" w:space="0" w:color="BFC7D5"/>
+            </w:tcBorders>
+            <w:shd w:fill="1F3A5F" w:val="clear"/>
             <w:vAlign w:val="center"/>
           </w:tcPr>
           <w:p>
             <w:pPr>
               <w:pStyle w:val="TableHeading"/>
-              <w:suppressLineNumbers/>
-              <w:shd w:fill="1F3A5F" w:val="clear"/>
-              <w:bidi w:val="0"/>
-              <w:spacing w:before="0" w:after="283"/>
-              <w:jc w:val="center"/>
-              <w:rPr/>
-            </w:pPr>
-            <w:r>
-              <w:rPr/>
+              <w:bidi w:val="0"/>
+              <w:spacing w:before="0" w:after="283"/>
+              <w:jc w:val="left"/>
+              <w:rPr>
+                <w:color w:val="FFFFFF"/>
+              </w:rPr>
+            </w:pPr>
+            <w:r>
+              <w:rPr>
+                <w:color w:val="FFFFFF"/>
+              </w:rPr>
               <w:t>Clause</w:t>
             </w:r>
           </w:p>
         </w:tc>
         <w:tc>
           <w:tcPr>
-            <w:tcW w:w="2969" w:type="dxa"/>
-            <w:tcBorders/>
+            <w:tcW w:w="2954" w:type="dxa"/>
+            <w:tcBorders>
+              <w:top w:val="single" w:sz="6" w:space="0" w:color="BFC7D5"/>
+              <w:left w:val="single" w:sz="2" w:space="0" w:color="BFC7D5"/>
+              <w:bottom w:val="single" w:sz="2" w:space="0" w:color="BFC7D5"/>
+              <w:right w:val="single" w:sz="6" w:space="0" w:color="BFC7D5"/>
+            </w:tcBorders>
+            <w:shd w:fill="1F3A5F" w:val="clear"/>
             <w:vAlign w:val="center"/>
           </w:tcPr>
           <w:p>
             <w:pPr>
               <w:pStyle w:val="TableHeading"/>
-              <w:suppressLineNumbers/>
-              <w:shd w:fill="1F3A5F" w:val="clear"/>
-              <w:bidi w:val="0"/>
-              <w:spacing w:before="0" w:after="283"/>
-              <w:jc w:val="center"/>
-              <w:rPr/>
-            </w:pPr>
-            <w:r>
-              <w:rPr/>
+              <w:bidi w:val="0"/>
+              <w:spacing w:before="0" w:after="283"/>
+              <w:jc w:val="left"/>
+              <w:rPr>
+                <w:color w:val="FFFFFF"/>
+              </w:rPr>
+            </w:pPr>
+            <w:r>
+              <w:rPr>
+                <w:color w:val="FFFFFF"/>
+              </w:rPr>
               <w:t>Classification</w:t>
             </w:r>
           </w:p>
         </w:tc>
         <w:tc>
           <w:tcPr>
-            <w:tcW w:w="3665" w:type="dxa"/>
-            <w:tcBorders/>
+            <w:tcW w:w="3634" w:type="dxa"/>
+            <w:tcBorders>
+              <w:top w:val="single" w:sz="6" w:space="0" w:color="BFC7D5"/>
+              <w:left w:val="single" w:sz="2" w:space="0" w:color="BFC7D5"/>
+              <w:bottom w:val="single" w:sz="2" w:space="0" w:color="BFC7D5"/>
+              <w:right w:val="single" w:sz="6" w:space="0" w:color="BFC7D5"/>
+            </w:tcBorders>
+            <w:shd w:fill="1F3A5F" w:val="clear"/>
             <w:vAlign w:val="center"/>
           </w:tcPr>
           <w:p>
             <w:pPr>
               <w:pStyle w:val="TableHeading"/>
-              <w:suppressLineNumbers/>
-              <w:shd w:fill="1F3A5F" w:val="clear"/>
-              <w:bidi w:val="0"/>
-              <w:spacing w:before="0" w:after="283"/>
-              <w:jc w:val="center"/>
-              <w:rPr/>
-            </w:pPr>
-            <w:r>
-              <w:rPr/>
+              <w:bidi w:val="0"/>
+              <w:spacing w:before="0" w:after="283"/>
+              <w:jc w:val="left"/>
+              <w:rPr>
+                <w:color w:val="FFFFFF"/>
+              </w:rPr>
+            </w:pPr>
+            <w:r>
+              <w:rPr>
+                <w:color w:val="FFFFFF"/>
+              </w:rPr>
               <w:t>Finding — requirement, evidence, discrepancy</w:t>
             </w:r>
           </w:p>
         </w:tc>
         <w:tc>
           <w:tcPr>
-            <w:tcW w:w="1688" w:type="dxa"/>
-            <w:tcBorders/>
+            <w:tcW w:w="1696" w:type="dxa"/>
+            <w:tcBorders>
+              <w:top w:val="single" w:sz="6" w:space="0" w:color="BFC7D5"/>
+              <w:left w:val="single" w:sz="2" w:space="0" w:color="BFC7D5"/>
+              <w:bottom w:val="single" w:sz="2" w:space="0" w:color="BFC7D5"/>
+              <w:right w:val="single" w:sz="6" w:space="0" w:color="BFC7D5"/>
+            </w:tcBorders>
+            <w:shd w:fill="1F3A5F" w:val="clear"/>
             <w:vAlign w:val="center"/>
           </w:tcPr>
           <w:p>
             <w:pPr>
               <w:pStyle w:val="TableHeading"/>
-              <w:suppressLineNumbers/>
-              <w:shd w:fill="1F3A5F" w:val="clear"/>
-              <w:bidi w:val="0"/>
-              <w:spacing w:before="0" w:after="283"/>
-              <w:jc w:val="center"/>
-              <w:rPr/>
-            </w:pPr>
-            <w:r>
-              <w:rPr/>
+              <w:bidi w:val="0"/>
+              <w:spacing w:before="0" w:after="283"/>
+              <w:jc w:val="left"/>
+              <w:rPr>
+                <w:color w:val="FFFFFF"/>
+              </w:rPr>
+            </w:pPr>
+            <w:r>
+              <w:rPr>
+                <w:color w:val="FFFFFF"/>
+              </w:rPr>
               <w:t>Auditee agrees facts</w:t>
             </w:r>
           </w:p>
         </w:tc>
         <w:tc>
           <w:tcPr>
-            <w:tcW w:w="1588" w:type="dxa"/>
-            <w:tcBorders/>
+            <w:tcW w:w="1568" w:type="dxa"/>
+            <w:tcBorders>
+              <w:top w:val="single" w:sz="6" w:space="0" w:color="BFC7D5"/>
+              <w:left w:val="single" w:sz="2" w:space="0" w:color="BFC7D5"/>
+              <w:bottom w:val="single" w:sz="2" w:space="0" w:color="BFC7D5"/>
+              <w:right w:val="single" w:sz="6" w:space="0" w:color="BFC7D5"/>
+            </w:tcBorders>
+            <w:shd w:fill="1F3A5F" w:val="clear"/>
             <w:vAlign w:val="center"/>
           </w:tcPr>
           <w:p>
             <w:pPr>
               <w:pStyle w:val="TableHeading"/>
-              <w:suppressLineNumbers/>
-              <w:shd w:fill="1F3A5F" w:val="clear"/>
-              <w:bidi w:val="0"/>
-              <w:spacing w:before="0" w:after="283"/>
-              <w:jc w:val="center"/>
-              <w:rPr/>
-            </w:pPr>
-            <w:r>
-              <w:rPr/>
+              <w:bidi w:val="0"/>
+              <w:spacing w:before="0" w:after="283"/>
+              <w:jc w:val="left"/>
+              <w:rPr/>
+            </w:pPr>
+            <w:r>
+              <w:rPr>
+                <w:color w:val="FFFFFF"/>
+              </w:rPr>
               <w:t>NC raised (</w:t>
             </w:r>
             <w:r>
               <w:rPr>
                 <w:rStyle w:val="SourceText"/>
+                <w:color w:val="FFFFFF"/>
               </w:rPr>
               <w:t>FRM-05</w:t>
             </w:r>
             <w:r>
-              <w:rPr/>
+              <w:rPr>
+                <w:color w:val="FFFFFF"/>
+              </w:rPr>
               <w:t>)</w:t>
             </w:r>
           </w:p>
@@ -2332,8 +3057,12 @@
         <w:trPr/>
         <w:tc>
           <w:tcPr>
-            <w:tcW w:w="521" w:type="dxa"/>
-            <w:tcBorders/>
+            <w:tcW w:w="550" w:type="dxa"/>
+            <w:tcBorders>
+              <w:left w:val="single" w:sz="6" w:space="0" w:color="BFC7D5"/>
+              <w:bottom w:val="single" w:sz="2" w:space="0" w:color="BFC7D5"/>
+              <w:right w:val="single" w:sz="6" w:space="0" w:color="BFC7D5"/>
+            </w:tcBorders>
             <w:vAlign w:val="center"/>
           </w:tcPr>
           <w:p>
@@ -2354,8 +3083,12 @@
         </w:tc>
         <w:tc>
           <w:tcPr>
-            <w:tcW w:w="908" w:type="dxa"/>
-            <w:tcBorders/>
+            <w:tcW w:w="937" w:type="dxa"/>
+            <w:tcBorders>
+              <w:left w:val="single" w:sz="2" w:space="0" w:color="BFC7D5"/>
+              <w:bottom w:val="single" w:sz="2" w:space="0" w:color="BFC7D5"/>
+              <w:right w:val="single" w:sz="6" w:space="0" w:color="BFC7D5"/>
+            </w:tcBorders>
             <w:vAlign w:val="center"/>
           </w:tcPr>
           <w:p>
@@ -2376,8 +3109,12 @@
         </w:tc>
         <w:tc>
           <w:tcPr>
-            <w:tcW w:w="2969" w:type="dxa"/>
-            <w:tcBorders/>
+            <w:tcW w:w="2954" w:type="dxa"/>
+            <w:tcBorders>
+              <w:left w:val="single" w:sz="2" w:space="0" w:color="BFC7D5"/>
+              <w:bottom w:val="single" w:sz="2" w:space="0" w:color="BFC7D5"/>
+              <w:right w:val="single" w:sz="6" w:space="0" w:color="BFC7D5"/>
+            </w:tcBorders>
             <w:vAlign w:val="center"/>
           </w:tcPr>
           <w:p>
@@ -2400,8 +3137,12 @@
         </w:tc>
         <w:tc>
           <w:tcPr>
-            <w:tcW w:w="3665" w:type="dxa"/>
-            <w:tcBorders/>
+            <w:tcW w:w="3634" w:type="dxa"/>
+            <w:tcBorders>
+              <w:left w:val="single" w:sz="2" w:space="0" w:color="BFC7D5"/>
+              <w:bottom w:val="single" w:sz="2" w:space="0" w:color="BFC7D5"/>
+              <w:right w:val="single" w:sz="6" w:space="0" w:color="BFC7D5"/>
+            </w:tcBorders>
             <w:vAlign w:val="center"/>
           </w:tcPr>
           <w:p>
@@ -2422,8 +3163,12 @@
         </w:tc>
         <w:tc>
           <w:tcPr>
-            <w:tcW w:w="1688" w:type="dxa"/>
-            <w:tcBorders/>
+            <w:tcW w:w="1696" w:type="dxa"/>
+            <w:tcBorders>
+              <w:left w:val="single" w:sz="2" w:space="0" w:color="BFC7D5"/>
+              <w:bottom w:val="single" w:sz="2" w:space="0" w:color="BFC7D5"/>
+              <w:right w:val="single" w:sz="6" w:space="0" w:color="BFC7D5"/>
+            </w:tcBorders>
             <w:vAlign w:val="center"/>
           </w:tcPr>
           <w:p>
@@ -2446,8 +3191,12 @@
         </w:tc>
         <w:tc>
           <w:tcPr>
-            <w:tcW w:w="1588" w:type="dxa"/>
-            <w:tcBorders/>
+            <w:tcW w:w="1568" w:type="dxa"/>
+            <w:tcBorders>
+              <w:left w:val="single" w:sz="2" w:space="0" w:color="BFC7D5"/>
+              <w:bottom w:val="single" w:sz="2" w:space="0" w:color="BFC7D5"/>
+              <w:right w:val="single" w:sz="6" w:space="0" w:color="BFC7D5"/>
+            </w:tcBorders>
             <w:vAlign w:val="center"/>
           </w:tcPr>
           <w:p>
@@ -2471,8 +3220,12 @@
         <w:trPr/>
         <w:tc>
           <w:tcPr>
-            <w:tcW w:w="521" w:type="dxa"/>
-            <w:tcBorders/>
+            <w:tcW w:w="550" w:type="dxa"/>
+            <w:tcBorders>
+              <w:left w:val="single" w:sz="6" w:space="0" w:color="BFC7D5"/>
+              <w:bottom w:val="single" w:sz="2" w:space="0" w:color="BFC7D5"/>
+              <w:right w:val="single" w:sz="6" w:space="0" w:color="BFC7D5"/>
+            </w:tcBorders>
             <w:vAlign w:val="center"/>
           </w:tcPr>
           <w:p>
@@ -2493,8 +3246,12 @@
         </w:tc>
         <w:tc>
           <w:tcPr>
-            <w:tcW w:w="908" w:type="dxa"/>
-            <w:tcBorders/>
+            <w:tcW w:w="937" w:type="dxa"/>
+            <w:tcBorders>
+              <w:left w:val="single" w:sz="2" w:space="0" w:color="BFC7D5"/>
+              <w:bottom w:val="single" w:sz="2" w:space="0" w:color="BFC7D5"/>
+              <w:right w:val="single" w:sz="6" w:space="0" w:color="BFC7D5"/>
+            </w:tcBorders>
             <w:vAlign w:val="center"/>
           </w:tcPr>
           <w:p>
@@ -2515,8 +3272,12 @@
         </w:tc>
         <w:tc>
           <w:tcPr>
-            <w:tcW w:w="2969" w:type="dxa"/>
-            <w:tcBorders/>
+            <w:tcW w:w="2954" w:type="dxa"/>
+            <w:tcBorders>
+              <w:left w:val="single" w:sz="2" w:space="0" w:color="BFC7D5"/>
+              <w:bottom w:val="single" w:sz="2" w:space="0" w:color="BFC7D5"/>
+              <w:right w:val="single" w:sz="6" w:space="0" w:color="BFC7D5"/>
+            </w:tcBorders>
             <w:vAlign w:val="center"/>
           </w:tcPr>
           <w:p>
@@ -2539,8 +3300,12 @@
         </w:tc>
         <w:tc>
           <w:tcPr>
-            <w:tcW w:w="3665" w:type="dxa"/>
-            <w:tcBorders/>
+            <w:tcW w:w="3634" w:type="dxa"/>
+            <w:tcBorders>
+              <w:left w:val="single" w:sz="2" w:space="0" w:color="BFC7D5"/>
+              <w:bottom w:val="single" w:sz="2" w:space="0" w:color="BFC7D5"/>
+              <w:right w:val="single" w:sz="6" w:space="0" w:color="BFC7D5"/>
+            </w:tcBorders>
             <w:vAlign w:val="center"/>
           </w:tcPr>
           <w:p>
@@ -2561,8 +3326,12 @@
         </w:tc>
         <w:tc>
           <w:tcPr>
-            <w:tcW w:w="1688" w:type="dxa"/>
-            <w:tcBorders/>
+            <w:tcW w:w="1696" w:type="dxa"/>
+            <w:tcBorders>
+              <w:left w:val="single" w:sz="2" w:space="0" w:color="BFC7D5"/>
+              <w:bottom w:val="single" w:sz="2" w:space="0" w:color="BFC7D5"/>
+              <w:right w:val="single" w:sz="6" w:space="0" w:color="BFC7D5"/>
+            </w:tcBorders>
             <w:vAlign w:val="center"/>
           </w:tcPr>
           <w:p>
@@ -2585,8 +3354,12 @@
         </w:tc>
         <w:tc>
           <w:tcPr>
-            <w:tcW w:w="1588" w:type="dxa"/>
-            <w:tcBorders/>
+            <w:tcW w:w="1568" w:type="dxa"/>
+            <w:tcBorders>
+              <w:left w:val="single" w:sz="2" w:space="0" w:color="BFC7D5"/>
+              <w:bottom w:val="single" w:sz="2" w:space="0" w:color="BFC7D5"/>
+              <w:right w:val="single" w:sz="6" w:space="0" w:color="BFC7D5"/>
+            </w:tcBorders>
             <w:vAlign w:val="center"/>
           </w:tcPr>
           <w:p>
@@ -2610,8 +3383,12 @@
         <w:trPr/>
         <w:tc>
           <w:tcPr>
-            <w:tcW w:w="521" w:type="dxa"/>
-            <w:tcBorders/>
+            <w:tcW w:w="550" w:type="dxa"/>
+            <w:tcBorders>
+              <w:left w:val="single" w:sz="6" w:space="0" w:color="BFC7D5"/>
+              <w:bottom w:val="single" w:sz="2" w:space="0" w:color="BFC7D5"/>
+              <w:right w:val="single" w:sz="6" w:space="0" w:color="BFC7D5"/>
+            </w:tcBorders>
             <w:vAlign w:val="center"/>
           </w:tcPr>
           <w:p>
@@ -2632,8 +3409,12 @@
         </w:tc>
         <w:tc>
           <w:tcPr>
-            <w:tcW w:w="908" w:type="dxa"/>
-            <w:tcBorders/>
+            <w:tcW w:w="937" w:type="dxa"/>
+            <w:tcBorders>
+              <w:left w:val="single" w:sz="2" w:space="0" w:color="BFC7D5"/>
+              <w:bottom w:val="single" w:sz="2" w:space="0" w:color="BFC7D5"/>
+              <w:right w:val="single" w:sz="6" w:space="0" w:color="BFC7D5"/>
+            </w:tcBorders>
             <w:vAlign w:val="center"/>
           </w:tcPr>
           <w:p>
@@ -2654,8 +3435,12 @@
         </w:tc>
         <w:tc>
           <w:tcPr>
-            <w:tcW w:w="2969" w:type="dxa"/>
-            <w:tcBorders/>
+            <w:tcW w:w="2954" w:type="dxa"/>
+            <w:tcBorders>
+              <w:left w:val="single" w:sz="2" w:space="0" w:color="BFC7D5"/>
+              <w:bottom w:val="single" w:sz="2" w:space="0" w:color="BFC7D5"/>
+              <w:right w:val="single" w:sz="6" w:space="0" w:color="BFC7D5"/>
+            </w:tcBorders>
             <w:vAlign w:val="center"/>
           </w:tcPr>
           <w:p>
@@ -2678,8 +3463,12 @@
         </w:tc>
         <w:tc>
           <w:tcPr>
-            <w:tcW w:w="3665" w:type="dxa"/>
-            <w:tcBorders/>
+            <w:tcW w:w="3634" w:type="dxa"/>
+            <w:tcBorders>
+              <w:left w:val="single" w:sz="2" w:space="0" w:color="BFC7D5"/>
+              <w:bottom w:val="single" w:sz="2" w:space="0" w:color="BFC7D5"/>
+              <w:right w:val="single" w:sz="6" w:space="0" w:color="BFC7D5"/>
+            </w:tcBorders>
             <w:vAlign w:val="center"/>
           </w:tcPr>
           <w:p>
@@ -2700,8 +3489,12 @@
         </w:tc>
         <w:tc>
           <w:tcPr>
-            <w:tcW w:w="1688" w:type="dxa"/>
-            <w:tcBorders/>
+            <w:tcW w:w="1696" w:type="dxa"/>
+            <w:tcBorders>
+              <w:left w:val="single" w:sz="2" w:space="0" w:color="BFC7D5"/>
+              <w:bottom w:val="single" w:sz="2" w:space="0" w:color="BFC7D5"/>
+              <w:right w:val="single" w:sz="6" w:space="0" w:color="BFC7D5"/>
+            </w:tcBorders>
             <w:vAlign w:val="center"/>
           </w:tcPr>
           <w:p>
@@ -2724,8 +3517,12 @@
         </w:tc>
         <w:tc>
           <w:tcPr>
-            <w:tcW w:w="1588" w:type="dxa"/>
-            <w:tcBorders/>
+            <w:tcW w:w="1568" w:type="dxa"/>
+            <w:tcBorders>
+              <w:left w:val="single" w:sz="2" w:space="0" w:color="BFC7D5"/>
+              <w:bottom w:val="single" w:sz="2" w:space="0" w:color="BFC7D5"/>
+              <w:right w:val="single" w:sz="6" w:space="0" w:color="BFC7D5"/>
+            </w:tcBorders>
             <w:vAlign w:val="center"/>
           </w:tcPr>
           <w:p>
@@ -2749,8 +3546,12 @@
         <w:trPr/>
         <w:tc>
           <w:tcPr>
-            <w:tcW w:w="521" w:type="dxa"/>
-            <w:tcBorders/>
+            <w:tcW w:w="550" w:type="dxa"/>
+            <w:tcBorders>
+              <w:left w:val="single" w:sz="6" w:space="0" w:color="BFC7D5"/>
+              <w:bottom w:val="single" w:sz="6" w:space="0" w:color="BFC7D5"/>
+              <w:right w:val="single" w:sz="6" w:space="0" w:color="BFC7D5"/>
+            </w:tcBorders>
             <w:vAlign w:val="center"/>
           </w:tcPr>
           <w:p>
@@ -2771,8 +3572,12 @@
         </w:tc>
         <w:tc>
           <w:tcPr>
-            <w:tcW w:w="908" w:type="dxa"/>
-            <w:tcBorders/>
+            <w:tcW w:w="937" w:type="dxa"/>
+            <w:tcBorders>
+              <w:left w:val="single" w:sz="2" w:space="0" w:color="BFC7D5"/>
+              <w:bottom w:val="single" w:sz="6" w:space="0" w:color="BFC7D5"/>
+              <w:right w:val="single" w:sz="6" w:space="0" w:color="BFC7D5"/>
+            </w:tcBorders>
             <w:vAlign w:val="center"/>
           </w:tcPr>
           <w:p>
@@ -2793,8 +3598,12 @@
         </w:tc>
         <w:tc>
           <w:tcPr>
-            <w:tcW w:w="2969" w:type="dxa"/>
-            <w:tcBorders/>
+            <w:tcW w:w="2954" w:type="dxa"/>
+            <w:tcBorders>
+              <w:left w:val="single" w:sz="2" w:space="0" w:color="BFC7D5"/>
+              <w:bottom w:val="single" w:sz="6" w:space="0" w:color="BFC7D5"/>
+              <w:right w:val="single" w:sz="6" w:space="0" w:color="BFC7D5"/>
+            </w:tcBorders>
             <w:vAlign w:val="center"/>
           </w:tcPr>
           <w:p>
@@ -2817,8 +3626,12 @@
         </w:tc>
         <w:tc>
           <w:tcPr>
-            <w:tcW w:w="3665" w:type="dxa"/>
-            <w:tcBorders/>
+            <w:tcW w:w="3634" w:type="dxa"/>
+            <w:tcBorders>
+              <w:left w:val="single" w:sz="2" w:space="0" w:color="BFC7D5"/>
+              <w:bottom w:val="single" w:sz="6" w:space="0" w:color="BFC7D5"/>
+              <w:right w:val="single" w:sz="6" w:space="0" w:color="BFC7D5"/>
+            </w:tcBorders>
             <w:vAlign w:val="center"/>
           </w:tcPr>
           <w:p>
@@ -2839,8 +3652,12 @@
         </w:tc>
         <w:tc>
           <w:tcPr>
-            <w:tcW w:w="1688" w:type="dxa"/>
-            <w:tcBorders/>
+            <w:tcW w:w="1696" w:type="dxa"/>
+            <w:tcBorders>
+              <w:left w:val="single" w:sz="2" w:space="0" w:color="BFC7D5"/>
+              <w:bottom w:val="single" w:sz="6" w:space="0" w:color="BFC7D5"/>
+              <w:right w:val="single" w:sz="6" w:space="0" w:color="BFC7D5"/>
+            </w:tcBorders>
             <w:vAlign w:val="center"/>
           </w:tcPr>
           <w:p>
@@ -2863,8 +3680,12 @@
         </w:tc>
         <w:tc>
           <w:tcPr>
-            <w:tcW w:w="1588" w:type="dxa"/>
-            <w:tcBorders/>
+            <w:tcW w:w="1568" w:type="dxa"/>
+            <w:tcBorders>
+              <w:left w:val="single" w:sz="2" w:space="0" w:color="BFC7D5"/>
+              <w:bottom w:val="single" w:sz="6" w:space="0" w:color="BFC7D5"/>
+              <w:right w:val="single" w:sz="6" w:space="0" w:color="BFC7D5"/>
+            </w:tcBorders>
             <w:vAlign w:val="center"/>
           </w:tcPr>
           <w:p>
@@ -2917,20 +3738,20 @@
     </w:p>
     <w:tbl>
       <w:tblPr>
-        <w:tblW w:w="11339" w:type="dxa"/>
+        <w:tblW w:w="5000" w:type="pct"/>
         <w:jc w:val="left"/>
-        <w:tblInd w:w="0" w:type="dxa"/>
+        <w:tblInd w:w="-7" w:type="dxa"/>
         <w:tblLayout w:type="fixed"/>
         <w:tblCellMar>
-          <w:top w:w="28" w:type="dxa"/>
-          <w:left w:w="28" w:type="dxa"/>
-          <w:bottom w:w="28" w:type="dxa"/>
-          <w:right w:w="28" w:type="dxa"/>
+          <w:top w:w="60" w:type="dxa"/>
+          <w:left w:w="60" w:type="dxa"/>
+          <w:bottom w:w="60" w:type="dxa"/>
+          <w:right w:w="60" w:type="dxa"/>
         </w:tblCellMar>
       </w:tblPr>
       <w:tblGrid>
-        <w:gridCol w:w="5988"/>
-        <w:gridCol w:w="5351"/>
+        <w:gridCol w:w="5998"/>
+        <w:gridCol w:w="5341"/>
       </w:tblGrid>
       <w:tr>
         <w:trPr>
@@ -2938,44 +3759,60 @@
         </w:trPr>
         <w:tc>
           <w:tcPr>
-            <w:tcW w:w="5988" w:type="dxa"/>
-            <w:tcBorders/>
+            <w:tcW w:w="5998" w:type="dxa"/>
+            <w:tcBorders>
+              <w:top w:val="single" w:sz="6" w:space="0" w:color="BFC7D5"/>
+              <w:left w:val="single" w:sz="6" w:space="0" w:color="BFC7D5"/>
+              <w:bottom w:val="single" w:sz="2" w:space="0" w:color="BFC7D5"/>
+              <w:right w:val="single" w:sz="6" w:space="0" w:color="BFC7D5"/>
+            </w:tcBorders>
+            <w:shd w:fill="1F3A5F" w:val="clear"/>
             <w:vAlign w:val="center"/>
           </w:tcPr>
           <w:p>
             <w:pPr>
               <w:pStyle w:val="TableHeading"/>
-              <w:suppressLineNumbers/>
-              <w:shd w:fill="1F3A5F" w:val="clear"/>
-              <w:bidi w:val="0"/>
-              <w:spacing w:before="0" w:after="283"/>
-              <w:jc w:val="center"/>
-              <w:rPr/>
-            </w:pPr>
-            <w:r>
-              <w:rPr/>
+              <w:bidi w:val="0"/>
+              <w:spacing w:before="0" w:after="283"/>
+              <w:jc w:val="left"/>
+              <w:rPr>
+                <w:color w:val="FFFFFF"/>
+              </w:rPr>
+            </w:pPr>
+            <w:r>
+              <w:rPr>
+                <w:color w:val="FFFFFF"/>
+              </w:rPr>
               <w:t>Question</w:t>
             </w:r>
           </w:p>
         </w:tc>
         <w:tc>
           <w:tcPr>
-            <w:tcW w:w="5351" w:type="dxa"/>
-            <w:tcBorders/>
+            <w:tcW w:w="5341" w:type="dxa"/>
+            <w:tcBorders>
+              <w:top w:val="single" w:sz="6" w:space="0" w:color="BFC7D5"/>
+              <w:left w:val="single" w:sz="2" w:space="0" w:color="BFC7D5"/>
+              <w:bottom w:val="single" w:sz="2" w:space="0" w:color="BFC7D5"/>
+              <w:right w:val="single" w:sz="6" w:space="0" w:color="BFC7D5"/>
+            </w:tcBorders>
+            <w:shd w:fill="1F3A5F" w:val="clear"/>
             <w:vAlign w:val="center"/>
           </w:tcPr>
           <w:p>
             <w:pPr>
               <w:pStyle w:val="TableHeading"/>
-              <w:suppressLineNumbers/>
-              <w:shd w:fill="1F3A5F" w:val="clear"/>
-              <w:bidi w:val="0"/>
-              <w:spacing w:before="0" w:after="283"/>
-              <w:jc w:val="center"/>
-              <w:rPr/>
-            </w:pPr>
-            <w:r>
-              <w:rPr/>
+              <w:bidi w:val="0"/>
+              <w:spacing w:before="0" w:after="283"/>
+              <w:jc w:val="left"/>
+              <w:rPr>
+                <w:color w:val="FFFFFF"/>
+              </w:rPr>
+            </w:pPr>
+            <w:r>
+              <w:rPr>
+                <w:color w:val="FFFFFF"/>
+              </w:rPr>
               <w:t>Conclusion</w:t>
             </w:r>
           </w:p>
@@ -2985,8 +3822,12 @@
         <w:trPr/>
         <w:tc>
           <w:tcPr>
-            <w:tcW w:w="5988" w:type="dxa"/>
-            <w:tcBorders/>
+            <w:tcW w:w="5998" w:type="dxa"/>
+            <w:tcBorders>
+              <w:left w:val="single" w:sz="6" w:space="0" w:color="BFC7D5"/>
+              <w:bottom w:val="single" w:sz="2" w:space="0" w:color="BFC7D5"/>
+              <w:right w:val="single" w:sz="6" w:space="0" w:color="BFC7D5"/>
+            </w:tcBorders>
             <w:vAlign w:val="center"/>
           </w:tcPr>
           <w:p>
@@ -3011,8 +3852,12 @@
         </w:tc>
         <w:tc>
           <w:tcPr>
-            <w:tcW w:w="5351" w:type="dxa"/>
-            <w:tcBorders/>
+            <w:tcW w:w="5341" w:type="dxa"/>
+            <w:tcBorders>
+              <w:left w:val="single" w:sz="2" w:space="0" w:color="BFC7D5"/>
+              <w:bottom w:val="single" w:sz="2" w:space="0" w:color="BFC7D5"/>
+              <w:right w:val="single" w:sz="6" w:space="0" w:color="BFC7D5"/>
+            </w:tcBorders>
             <w:vAlign w:val="center"/>
           </w:tcPr>
           <w:p>
@@ -3044,8 +3889,12 @@
         <w:trPr/>
         <w:tc>
           <w:tcPr>
-            <w:tcW w:w="5988" w:type="dxa"/>
-            <w:tcBorders/>
+            <w:tcW w:w="5998" w:type="dxa"/>
+            <w:tcBorders>
+              <w:left w:val="single" w:sz="6" w:space="0" w:color="BFC7D5"/>
+              <w:bottom w:val="single" w:sz="2" w:space="0" w:color="BFC7D5"/>
+              <w:right w:val="single" w:sz="6" w:space="0" w:color="BFC7D5"/>
+            </w:tcBorders>
             <w:vAlign w:val="center"/>
           </w:tcPr>
           <w:p>
@@ -3070,8 +3919,12 @@
         </w:tc>
         <w:tc>
           <w:tcPr>
-            <w:tcW w:w="5351" w:type="dxa"/>
-            <w:tcBorders/>
+            <w:tcW w:w="5341" w:type="dxa"/>
+            <w:tcBorders>
+              <w:left w:val="single" w:sz="2" w:space="0" w:color="BFC7D5"/>
+              <w:bottom w:val="single" w:sz="2" w:space="0" w:color="BFC7D5"/>
+              <w:right w:val="single" w:sz="6" w:space="0" w:color="BFC7D5"/>
+            </w:tcBorders>
             <w:vAlign w:val="center"/>
           </w:tcPr>
           <w:p>
@@ -3103,8 +3956,12 @@
         <w:trPr/>
         <w:tc>
           <w:tcPr>
-            <w:tcW w:w="5988" w:type="dxa"/>
-            <w:tcBorders/>
+            <w:tcW w:w="5998" w:type="dxa"/>
+            <w:tcBorders>
+              <w:left w:val="single" w:sz="6" w:space="0" w:color="BFC7D5"/>
+              <w:bottom w:val="single" w:sz="2" w:space="0" w:color="BFC7D5"/>
+              <w:right w:val="single" w:sz="6" w:space="0" w:color="BFC7D5"/>
+            </w:tcBorders>
             <w:vAlign w:val="center"/>
           </w:tcPr>
           <w:p>
@@ -3123,8 +3980,12 @@
         </w:tc>
         <w:tc>
           <w:tcPr>
-            <w:tcW w:w="5351" w:type="dxa"/>
-            <w:tcBorders/>
+            <w:tcW w:w="5341" w:type="dxa"/>
+            <w:tcBorders>
+              <w:left w:val="single" w:sz="2" w:space="0" w:color="BFC7D5"/>
+              <w:bottom w:val="single" w:sz="2" w:space="0" w:color="BFC7D5"/>
+              <w:right w:val="single" w:sz="6" w:space="0" w:color="BFC7D5"/>
+            </w:tcBorders>
             <w:vAlign w:val="center"/>
           </w:tcPr>
           <w:p>
@@ -3148,8 +4009,12 @@
         <w:trPr/>
         <w:tc>
           <w:tcPr>
-            <w:tcW w:w="5988" w:type="dxa"/>
-            <w:tcBorders/>
+            <w:tcW w:w="5998" w:type="dxa"/>
+            <w:tcBorders>
+              <w:left w:val="single" w:sz="6" w:space="0" w:color="BFC7D5"/>
+              <w:bottom w:val="single" w:sz="6" w:space="0" w:color="BFC7D5"/>
+              <w:right w:val="single" w:sz="6" w:space="0" w:color="BFC7D5"/>
+            </w:tcBorders>
             <w:vAlign w:val="center"/>
           </w:tcPr>
           <w:p>
@@ -3168,8 +4033,12 @@
         </w:tc>
         <w:tc>
           <w:tcPr>
-            <w:tcW w:w="5351" w:type="dxa"/>
-            <w:tcBorders/>
+            <w:tcW w:w="5341" w:type="dxa"/>
+            <w:tcBorders>
+              <w:left w:val="single" w:sz="2" w:space="0" w:color="BFC7D5"/>
+              <w:bottom w:val="single" w:sz="6" w:space="0" w:color="BFC7D5"/>
+              <w:right w:val="single" w:sz="6" w:space="0" w:color="BFC7D5"/>
+            </w:tcBorders>
             <w:vAlign w:val="center"/>
           </w:tcPr>
           <w:p>
@@ -3204,24 +4073,24 @@
     </w:p>
     <w:tbl>
       <w:tblPr>
-        <w:tblW w:w="9936" w:type="dxa"/>
+        <w:tblW w:w="5000" w:type="pct"/>
         <w:jc w:val="left"/>
-        <w:tblInd w:w="0" w:type="dxa"/>
+        <w:tblInd w:w="-7" w:type="dxa"/>
         <w:tblLayout w:type="fixed"/>
         <w:tblCellMar>
-          <w:top w:w="28" w:type="dxa"/>
-          <w:left w:w="28" w:type="dxa"/>
-          <w:bottom w:w="28" w:type="dxa"/>
-          <w:right w:w="28" w:type="dxa"/>
+          <w:top w:w="60" w:type="dxa"/>
+          <w:left w:w="60" w:type="dxa"/>
+          <w:bottom w:w="60" w:type="dxa"/>
+          <w:right w:w="60" w:type="dxa"/>
         </w:tblCellMar>
       </w:tblPr>
       <w:tblGrid>
-        <w:gridCol w:w="1036"/>
-        <w:gridCol w:w="2206"/>
-        <w:gridCol w:w="1366"/>
-        <w:gridCol w:w="1786"/>
-        <w:gridCol w:w="2791"/>
-        <w:gridCol w:w="751"/>
+        <w:gridCol w:w="1199"/>
+        <w:gridCol w:w="2512"/>
+        <w:gridCol w:w="1571"/>
+        <w:gridCol w:w="2041"/>
+        <w:gridCol w:w="3168"/>
+        <w:gridCol w:w="847"/>
       </w:tblGrid>
       <w:tr>
         <w:trPr>
@@ -3229,132 +4098,180 @@
         </w:trPr>
         <w:tc>
           <w:tcPr>
-            <w:tcW w:w="1036" w:type="dxa"/>
-            <w:tcBorders/>
+            <w:tcW w:w="1199" w:type="dxa"/>
+            <w:tcBorders>
+              <w:top w:val="single" w:sz="6" w:space="0" w:color="BFC7D5"/>
+              <w:left w:val="single" w:sz="6" w:space="0" w:color="BFC7D5"/>
+              <w:bottom w:val="single" w:sz="2" w:space="0" w:color="BFC7D5"/>
+              <w:right w:val="single" w:sz="6" w:space="0" w:color="BFC7D5"/>
+            </w:tcBorders>
+            <w:shd w:fill="1F3A5F" w:val="clear"/>
             <w:vAlign w:val="center"/>
           </w:tcPr>
           <w:p>
             <w:pPr>
               <w:pStyle w:val="TableHeading"/>
-              <w:suppressLineNumbers/>
-              <w:shd w:fill="1F3A5F" w:val="clear"/>
-              <w:bidi w:val="0"/>
-              <w:spacing w:before="0" w:after="283"/>
-              <w:jc w:val="center"/>
-              <w:rPr/>
-            </w:pPr>
-            <w:r>
-              <w:rPr/>
+              <w:bidi w:val="0"/>
+              <w:spacing w:before="0" w:after="283"/>
+              <w:jc w:val="left"/>
+              <w:rPr>
+                <w:color w:val="FFFFFF"/>
+              </w:rPr>
+            </w:pPr>
+            <w:r>
+              <w:rPr>
+                <w:color w:val="FFFFFF"/>
+              </w:rPr>
               <w:t>Finding ref</w:t>
             </w:r>
           </w:p>
         </w:tc>
         <w:tc>
           <w:tcPr>
-            <w:tcW w:w="2206" w:type="dxa"/>
-            <w:tcBorders/>
+            <w:tcW w:w="2512" w:type="dxa"/>
+            <w:tcBorders>
+              <w:top w:val="single" w:sz="6" w:space="0" w:color="BFC7D5"/>
+              <w:left w:val="single" w:sz="2" w:space="0" w:color="BFC7D5"/>
+              <w:bottom w:val="single" w:sz="2" w:space="0" w:color="BFC7D5"/>
+              <w:right w:val="single" w:sz="6" w:space="0" w:color="BFC7D5"/>
+            </w:tcBorders>
+            <w:shd w:fill="1F3A5F" w:val="clear"/>
             <w:vAlign w:val="center"/>
           </w:tcPr>
           <w:p>
             <w:pPr>
               <w:pStyle w:val="TableHeading"/>
-              <w:suppressLineNumbers/>
-              <w:shd w:fill="1F3A5F" w:val="clear"/>
-              <w:bidi w:val="0"/>
-              <w:spacing w:before="0" w:after="283"/>
-              <w:jc w:val="center"/>
-              <w:rPr/>
-            </w:pPr>
-            <w:r>
-              <w:rPr/>
+              <w:bidi w:val="0"/>
+              <w:spacing w:before="0" w:after="283"/>
+              <w:jc w:val="left"/>
+              <w:rPr>
+                <w:color w:val="FFFFFF"/>
+              </w:rPr>
+            </w:pPr>
+            <w:r>
+              <w:rPr>
+                <w:color w:val="FFFFFF"/>
+              </w:rPr>
               <w:t>Action required</w:t>
             </w:r>
           </w:p>
         </w:tc>
         <w:tc>
           <w:tcPr>
-            <w:tcW w:w="1366" w:type="dxa"/>
-            <w:tcBorders/>
+            <w:tcW w:w="1571" w:type="dxa"/>
+            <w:tcBorders>
+              <w:top w:val="single" w:sz="6" w:space="0" w:color="BFC7D5"/>
+              <w:left w:val="single" w:sz="2" w:space="0" w:color="BFC7D5"/>
+              <w:bottom w:val="single" w:sz="2" w:space="0" w:color="BFC7D5"/>
+              <w:right w:val="single" w:sz="6" w:space="0" w:color="BFC7D5"/>
+            </w:tcBorders>
+            <w:shd w:fill="1F3A5F" w:val="clear"/>
             <w:vAlign w:val="center"/>
           </w:tcPr>
           <w:p>
             <w:pPr>
               <w:pStyle w:val="TableHeading"/>
-              <w:suppressLineNumbers/>
-              <w:shd w:fill="1F3A5F" w:val="clear"/>
-              <w:bidi w:val="0"/>
-              <w:spacing w:before="0" w:after="283"/>
-              <w:jc w:val="center"/>
-              <w:rPr/>
-            </w:pPr>
-            <w:r>
-              <w:rPr/>
+              <w:bidi w:val="0"/>
+              <w:spacing w:before="0" w:after="283"/>
+              <w:jc w:val="left"/>
+              <w:rPr>
+                <w:color w:val="FFFFFF"/>
+              </w:rPr>
+            </w:pPr>
+            <w:r>
+              <w:rPr>
+                <w:color w:val="FFFFFF"/>
+              </w:rPr>
               <w:t>Owning role</w:t>
             </w:r>
           </w:p>
         </w:tc>
         <w:tc>
           <w:tcPr>
-            <w:tcW w:w="1786" w:type="dxa"/>
-            <w:tcBorders/>
+            <w:tcW w:w="2041" w:type="dxa"/>
+            <w:tcBorders>
+              <w:top w:val="single" w:sz="6" w:space="0" w:color="BFC7D5"/>
+              <w:left w:val="single" w:sz="2" w:space="0" w:color="BFC7D5"/>
+              <w:bottom w:val="single" w:sz="2" w:space="0" w:color="BFC7D5"/>
+              <w:right w:val="single" w:sz="6" w:space="0" w:color="BFC7D5"/>
+            </w:tcBorders>
+            <w:shd w:fill="1F3A5F" w:val="clear"/>
             <w:vAlign w:val="center"/>
           </w:tcPr>
           <w:p>
             <w:pPr>
               <w:pStyle w:val="TableHeading"/>
-              <w:suppressLineNumbers/>
-              <w:shd w:fill="1F3A5F" w:val="clear"/>
-              <w:bidi w:val="0"/>
-              <w:spacing w:before="0" w:after="283"/>
-              <w:jc w:val="center"/>
-              <w:rPr/>
-            </w:pPr>
-            <w:r>
-              <w:rPr/>
+              <w:bidi w:val="0"/>
+              <w:spacing w:before="0" w:after="283"/>
+              <w:jc w:val="left"/>
+              <w:rPr>
+                <w:color w:val="FFFFFF"/>
+              </w:rPr>
+            </w:pPr>
+            <w:r>
+              <w:rPr>
+                <w:color w:val="FFFFFF"/>
+              </w:rPr>
               <w:t>Due date</w:t>
             </w:r>
           </w:p>
         </w:tc>
         <w:tc>
           <w:tcPr>
-            <w:tcW w:w="2791" w:type="dxa"/>
-            <w:tcBorders/>
+            <w:tcW w:w="3168" w:type="dxa"/>
+            <w:tcBorders>
+              <w:top w:val="single" w:sz="6" w:space="0" w:color="BFC7D5"/>
+              <w:left w:val="single" w:sz="2" w:space="0" w:color="BFC7D5"/>
+              <w:bottom w:val="single" w:sz="2" w:space="0" w:color="BFC7D5"/>
+              <w:right w:val="single" w:sz="6" w:space="0" w:color="BFC7D5"/>
+            </w:tcBorders>
+            <w:shd w:fill="1F3A5F" w:val="clear"/>
             <w:vAlign w:val="center"/>
           </w:tcPr>
           <w:p>
             <w:pPr>
               <w:pStyle w:val="TableHeading"/>
-              <w:suppressLineNumbers/>
-              <w:shd w:fill="1F3A5F" w:val="clear"/>
-              <w:bidi w:val="0"/>
-              <w:spacing w:before="0" w:after="283"/>
-              <w:jc w:val="center"/>
-              <w:rPr/>
-            </w:pPr>
-            <w:r>
-              <w:rPr/>
+              <w:bidi w:val="0"/>
+              <w:spacing w:before="0" w:after="283"/>
+              <w:jc w:val="left"/>
+              <w:rPr>
+                <w:color w:val="FFFFFF"/>
+              </w:rPr>
+            </w:pPr>
+            <w:r>
+              <w:rPr>
+                <w:color w:val="FFFFFF"/>
+              </w:rPr>
               <w:t>Effectiveness verified (date / by)</w:t>
             </w:r>
           </w:p>
         </w:tc>
         <w:tc>
           <w:tcPr>
-            <w:tcW w:w="751" w:type="dxa"/>
-            <w:tcBorders/>
+            <w:tcW w:w="847" w:type="dxa"/>
+            <w:tcBorders>
+              <w:top w:val="single" w:sz="6" w:space="0" w:color="BFC7D5"/>
+              <w:left w:val="single" w:sz="2" w:space="0" w:color="BFC7D5"/>
+              <w:bottom w:val="single" w:sz="2" w:space="0" w:color="BFC7D5"/>
+              <w:right w:val="single" w:sz="6" w:space="0" w:color="BFC7D5"/>
+            </w:tcBorders>
+            <w:shd w:fill="1F3A5F" w:val="clear"/>
             <w:vAlign w:val="center"/>
           </w:tcPr>
           <w:p>
             <w:pPr>
               <w:pStyle w:val="TableHeading"/>
-              <w:suppressLineNumbers/>
-              <w:shd w:fill="1F3A5F" w:val="clear"/>
-              <w:bidi w:val="0"/>
-              <w:spacing w:before="0" w:after="283"/>
-              <w:jc w:val="center"/>
-              <w:rPr/>
-            </w:pPr>
-            <w:r>
-              <w:rPr/>
+              <w:bidi w:val="0"/>
+              <w:spacing w:before="0" w:after="283"/>
+              <w:jc w:val="left"/>
+              <w:rPr>
+                <w:color w:val="FFFFFF"/>
+              </w:rPr>
+            </w:pPr>
+            <w:r>
+              <w:rPr>
+                <w:color w:val="FFFFFF"/>
+              </w:rPr>
               <w:t>Closed</w:t>
             </w:r>
           </w:p>
@@ -3364,8 +4281,12 @@
         <w:trPr/>
         <w:tc>
           <w:tcPr>
-            <w:tcW w:w="1036" w:type="dxa"/>
-            <w:tcBorders/>
+            <w:tcW w:w="1199" w:type="dxa"/>
+            <w:tcBorders>
+              <w:left w:val="single" w:sz="6" w:space="0" w:color="BFC7D5"/>
+              <w:bottom w:val="single" w:sz="2" w:space="0" w:color="BFC7D5"/>
+              <w:right w:val="single" w:sz="6" w:space="0" w:color="BFC7D5"/>
+            </w:tcBorders>
             <w:vAlign w:val="center"/>
           </w:tcPr>
           <w:p>
@@ -3386,8 +4307,12 @@
         </w:tc>
         <w:tc>
           <w:tcPr>
-            <w:tcW w:w="2206" w:type="dxa"/>
-            <w:tcBorders/>
+            <w:tcW w:w="2512" w:type="dxa"/>
+            <w:tcBorders>
+              <w:left w:val="single" w:sz="2" w:space="0" w:color="BFC7D5"/>
+              <w:bottom w:val="single" w:sz="2" w:space="0" w:color="BFC7D5"/>
+              <w:right w:val="single" w:sz="6" w:space="0" w:color="BFC7D5"/>
+            </w:tcBorders>
             <w:vAlign w:val="center"/>
           </w:tcPr>
           <w:p>
@@ -3408,8 +4333,12 @@
         </w:tc>
         <w:tc>
           <w:tcPr>
-            <w:tcW w:w="1366" w:type="dxa"/>
-            <w:tcBorders/>
+            <w:tcW w:w="1571" w:type="dxa"/>
+            <w:tcBorders>
+              <w:left w:val="single" w:sz="2" w:space="0" w:color="BFC7D5"/>
+              <w:bottom w:val="single" w:sz="2" w:space="0" w:color="BFC7D5"/>
+              <w:right w:val="single" w:sz="6" w:space="0" w:color="BFC7D5"/>
+            </w:tcBorders>
             <w:vAlign w:val="center"/>
           </w:tcPr>
           <w:p>
@@ -3430,8 +4359,12 @@
         </w:tc>
         <w:tc>
           <w:tcPr>
-            <w:tcW w:w="1786" w:type="dxa"/>
-            <w:tcBorders/>
+            <w:tcW w:w="2041" w:type="dxa"/>
+            <w:tcBorders>
+              <w:left w:val="single" w:sz="2" w:space="0" w:color="BFC7D5"/>
+              <w:bottom w:val="single" w:sz="2" w:space="0" w:color="BFC7D5"/>
+              <w:right w:val="single" w:sz="6" w:space="0" w:color="BFC7D5"/>
+            </w:tcBorders>
             <w:vAlign w:val="center"/>
           </w:tcPr>
           <w:p>
@@ -3452,8 +4385,12 @@
         </w:tc>
         <w:tc>
           <w:tcPr>
-            <w:tcW w:w="2791" w:type="dxa"/>
-            <w:tcBorders/>
+            <w:tcW w:w="3168" w:type="dxa"/>
+            <w:tcBorders>
+              <w:left w:val="single" w:sz="2" w:space="0" w:color="BFC7D5"/>
+              <w:bottom w:val="single" w:sz="2" w:space="0" w:color="BFC7D5"/>
+              <w:right w:val="single" w:sz="6" w:space="0" w:color="BFC7D5"/>
+            </w:tcBorders>
             <w:vAlign w:val="center"/>
           </w:tcPr>
           <w:p>
@@ -3484,8 +4421,12 @@
         </w:tc>
         <w:tc>
           <w:tcPr>
-            <w:tcW w:w="751" w:type="dxa"/>
-            <w:tcBorders/>
+            <w:tcW w:w="847" w:type="dxa"/>
+            <w:tcBorders>
+              <w:left w:val="single" w:sz="2" w:space="0" w:color="BFC7D5"/>
+              <w:bottom w:val="single" w:sz="2" w:space="0" w:color="BFC7D5"/>
+              <w:right w:val="single" w:sz="6" w:space="0" w:color="BFC7D5"/>
+            </w:tcBorders>
             <w:vAlign w:val="center"/>
           </w:tcPr>
           <w:p>
@@ -3507,8 +4448,12 @@
         <w:trPr/>
         <w:tc>
           <w:tcPr>
-            <w:tcW w:w="1036" w:type="dxa"/>
-            <w:tcBorders/>
+            <w:tcW w:w="1199" w:type="dxa"/>
+            <w:tcBorders>
+              <w:left w:val="single" w:sz="6" w:space="0" w:color="BFC7D5"/>
+              <w:bottom w:val="single" w:sz="2" w:space="0" w:color="BFC7D5"/>
+              <w:right w:val="single" w:sz="6" w:space="0" w:color="BFC7D5"/>
+            </w:tcBorders>
             <w:vAlign w:val="center"/>
           </w:tcPr>
           <w:p>
@@ -3529,8 +4474,12 @@
         </w:tc>
         <w:tc>
           <w:tcPr>
-            <w:tcW w:w="2206" w:type="dxa"/>
-            <w:tcBorders/>
+            <w:tcW w:w="2512" w:type="dxa"/>
+            <w:tcBorders>
+              <w:left w:val="single" w:sz="2" w:space="0" w:color="BFC7D5"/>
+              <w:bottom w:val="single" w:sz="2" w:space="0" w:color="BFC7D5"/>
+              <w:right w:val="single" w:sz="6" w:space="0" w:color="BFC7D5"/>
+            </w:tcBorders>
             <w:vAlign w:val="center"/>
           </w:tcPr>
           <w:p>
@@ -3551,8 +4500,12 @@
         </w:tc>
         <w:tc>
           <w:tcPr>
-            <w:tcW w:w="1366" w:type="dxa"/>
-            <w:tcBorders/>
+            <w:tcW w:w="1571" w:type="dxa"/>
+            <w:tcBorders>
+              <w:left w:val="single" w:sz="2" w:space="0" w:color="BFC7D5"/>
+              <w:bottom w:val="single" w:sz="2" w:space="0" w:color="BFC7D5"/>
+              <w:right w:val="single" w:sz="6" w:space="0" w:color="BFC7D5"/>
+            </w:tcBorders>
             <w:vAlign w:val="center"/>
           </w:tcPr>
           <w:p>
@@ -3573,8 +4526,12 @@
         </w:tc>
         <w:tc>
           <w:tcPr>
-            <w:tcW w:w="1786" w:type="dxa"/>
-            <w:tcBorders/>
+            <w:tcW w:w="2041" w:type="dxa"/>
+            <w:tcBorders>
+              <w:left w:val="single" w:sz="2" w:space="0" w:color="BFC7D5"/>
+              <w:bottom w:val="single" w:sz="2" w:space="0" w:color="BFC7D5"/>
+              <w:right w:val="single" w:sz="6" w:space="0" w:color="BFC7D5"/>
+            </w:tcBorders>
             <w:vAlign w:val="center"/>
           </w:tcPr>
           <w:p>
@@ -3595,8 +4552,12 @@
         </w:tc>
         <w:tc>
           <w:tcPr>
-            <w:tcW w:w="2791" w:type="dxa"/>
-            <w:tcBorders/>
+            <w:tcW w:w="3168" w:type="dxa"/>
+            <w:tcBorders>
+              <w:left w:val="single" w:sz="2" w:space="0" w:color="BFC7D5"/>
+              <w:bottom w:val="single" w:sz="2" w:space="0" w:color="BFC7D5"/>
+              <w:right w:val="single" w:sz="6" w:space="0" w:color="BFC7D5"/>
+            </w:tcBorders>
             <w:vAlign w:val="center"/>
           </w:tcPr>
           <w:p>
@@ -3627,8 +4588,12 @@
         </w:tc>
         <w:tc>
           <w:tcPr>
-            <w:tcW w:w="751" w:type="dxa"/>
-            <w:tcBorders/>
+            <w:tcW w:w="847" w:type="dxa"/>
+            <w:tcBorders>
+              <w:left w:val="single" w:sz="2" w:space="0" w:color="BFC7D5"/>
+              <w:bottom w:val="single" w:sz="2" w:space="0" w:color="BFC7D5"/>
+              <w:right w:val="single" w:sz="6" w:space="0" w:color="BFC7D5"/>
+            </w:tcBorders>
             <w:vAlign w:val="center"/>
           </w:tcPr>
           <w:p>
@@ -3650,8 +4615,12 @@
         <w:trPr/>
         <w:tc>
           <w:tcPr>
-            <w:tcW w:w="1036" w:type="dxa"/>
-            <w:tcBorders/>
+            <w:tcW w:w="1199" w:type="dxa"/>
+            <w:tcBorders>
+              <w:left w:val="single" w:sz="6" w:space="0" w:color="BFC7D5"/>
+              <w:bottom w:val="single" w:sz="6" w:space="0" w:color="BFC7D5"/>
+              <w:right w:val="single" w:sz="6" w:space="0" w:color="BFC7D5"/>
+            </w:tcBorders>
             <w:vAlign w:val="center"/>
           </w:tcPr>
           <w:p>
@@ -3672,8 +4641,12 @@
         </w:tc>
         <w:tc>
           <w:tcPr>
-            <w:tcW w:w="2206" w:type="dxa"/>
-            <w:tcBorders/>
+            <w:tcW w:w="2512" w:type="dxa"/>
+            <w:tcBorders>
+              <w:left w:val="single" w:sz="2" w:space="0" w:color="BFC7D5"/>
+              <w:bottom w:val="single" w:sz="6" w:space="0" w:color="BFC7D5"/>
+              <w:right w:val="single" w:sz="6" w:space="0" w:color="BFC7D5"/>
+            </w:tcBorders>
             <w:vAlign w:val="center"/>
           </w:tcPr>
           <w:p>
@@ -3694,8 +4667,12 @@
         </w:tc>
         <w:tc>
           <w:tcPr>
-            <w:tcW w:w="1366" w:type="dxa"/>
-            <w:tcBorders/>
+            <w:tcW w:w="1571" w:type="dxa"/>
+            <w:tcBorders>
+              <w:left w:val="single" w:sz="2" w:space="0" w:color="BFC7D5"/>
+              <w:bottom w:val="single" w:sz="6" w:space="0" w:color="BFC7D5"/>
+              <w:right w:val="single" w:sz="6" w:space="0" w:color="BFC7D5"/>
+            </w:tcBorders>
             <w:vAlign w:val="center"/>
           </w:tcPr>
           <w:p>
@@ -3716,8 +4693,12 @@
         </w:tc>
         <w:tc>
           <w:tcPr>
-            <w:tcW w:w="1786" w:type="dxa"/>
-            <w:tcBorders/>
+            <w:tcW w:w="2041" w:type="dxa"/>
+            <w:tcBorders>
+              <w:left w:val="single" w:sz="2" w:space="0" w:color="BFC7D5"/>
+              <w:bottom w:val="single" w:sz="6" w:space="0" w:color="BFC7D5"/>
+              <w:right w:val="single" w:sz="6" w:space="0" w:color="BFC7D5"/>
+            </w:tcBorders>
             <w:vAlign w:val="center"/>
           </w:tcPr>
           <w:p>
@@ -3738,8 +4719,12 @@
         </w:tc>
         <w:tc>
           <w:tcPr>
-            <w:tcW w:w="2791" w:type="dxa"/>
-            <w:tcBorders/>
+            <w:tcW w:w="3168" w:type="dxa"/>
+            <w:tcBorders>
+              <w:left w:val="single" w:sz="2" w:space="0" w:color="BFC7D5"/>
+              <w:bottom w:val="single" w:sz="6" w:space="0" w:color="BFC7D5"/>
+              <w:right w:val="single" w:sz="6" w:space="0" w:color="BFC7D5"/>
+            </w:tcBorders>
             <w:vAlign w:val="center"/>
           </w:tcPr>
           <w:p>
@@ -3770,8 +4755,12 @@
         </w:tc>
         <w:tc>
           <w:tcPr>
-            <w:tcW w:w="751" w:type="dxa"/>
-            <w:tcBorders/>
+            <w:tcW w:w="847" w:type="dxa"/>
+            <w:tcBorders>
+              <w:left w:val="single" w:sz="2" w:space="0" w:color="BFC7D5"/>
+              <w:bottom w:val="single" w:sz="6" w:space="0" w:color="BFC7D5"/>
+              <w:right w:val="single" w:sz="6" w:space="0" w:color="BFC7D5"/>
+            </w:tcBorders>
             <w:vAlign w:val="center"/>
           </w:tcPr>
           <w:p>
@@ -3792,20 +4781,20 @@
     </w:tbl>
     <w:tbl>
       <w:tblPr>
-        <w:tblW w:w="6812" w:type="dxa"/>
+        <w:tblW w:w="5000" w:type="pct"/>
         <w:jc w:val="left"/>
-        <w:tblInd w:w="0" w:type="dxa"/>
+        <w:tblInd w:w="-7" w:type="dxa"/>
         <w:tblLayout w:type="fixed"/>
         <w:tblCellMar>
-          <w:top w:w="28" w:type="dxa"/>
-          <w:left w:w="28" w:type="dxa"/>
-          <w:bottom w:w="28" w:type="dxa"/>
-          <w:right w:w="28" w:type="dxa"/>
+          <w:top w:w="60" w:type="dxa"/>
+          <w:left w:w="60" w:type="dxa"/>
+          <w:bottom w:w="60" w:type="dxa"/>
+          <w:right w:w="60" w:type="dxa"/>
         </w:tblCellMar>
       </w:tblPr>
       <w:tblGrid>
-        <w:gridCol w:w="2701"/>
-        <w:gridCol w:w="4111"/>
+        <w:gridCol w:w="4526"/>
+        <w:gridCol w:w="6812"/>
       </w:tblGrid>
       <w:tr>
         <w:trPr>
@@ -3813,44 +4802,60 @@
         </w:trPr>
         <w:tc>
           <w:tcPr>
-            <w:tcW w:w="2701" w:type="dxa"/>
-            <w:tcBorders/>
+            <w:tcW w:w="4526" w:type="dxa"/>
+            <w:tcBorders>
+              <w:top w:val="single" w:sz="6" w:space="0" w:color="BFC7D5"/>
+              <w:left w:val="single" w:sz="6" w:space="0" w:color="BFC7D5"/>
+              <w:bottom w:val="single" w:sz="2" w:space="0" w:color="BFC7D5"/>
+              <w:right w:val="single" w:sz="6" w:space="0" w:color="BFC7D5"/>
+            </w:tcBorders>
+            <w:shd w:fill="1F3A5F" w:val="clear"/>
             <w:vAlign w:val="center"/>
           </w:tcPr>
           <w:p>
             <w:pPr>
               <w:pStyle w:val="TableHeading"/>
-              <w:suppressLineNumbers/>
-              <w:shd w:fill="1F3A5F" w:val="clear"/>
-              <w:bidi w:val="0"/>
-              <w:spacing w:before="0" w:after="283"/>
-              <w:jc w:val="center"/>
-              <w:rPr/>
-            </w:pPr>
-            <w:r>
-              <w:rPr/>
+              <w:bidi w:val="0"/>
+              <w:spacing w:before="0" w:after="283"/>
+              <w:jc w:val="left"/>
+              <w:rPr>
+                <w:color w:val="FFFFFF"/>
+              </w:rPr>
+            </w:pPr>
+            <w:r>
+              <w:rPr>
+                <w:color w:val="FFFFFF"/>
+              </w:rPr>
               <w:t>Field</w:t>
             </w:r>
           </w:p>
         </w:tc>
         <w:tc>
           <w:tcPr>
-            <w:tcW w:w="4111" w:type="dxa"/>
-            <w:tcBorders/>
+            <w:tcW w:w="6812" w:type="dxa"/>
+            <w:tcBorders>
+              <w:top w:val="single" w:sz="6" w:space="0" w:color="BFC7D5"/>
+              <w:left w:val="single" w:sz="2" w:space="0" w:color="BFC7D5"/>
+              <w:bottom w:val="single" w:sz="2" w:space="0" w:color="BFC7D5"/>
+              <w:right w:val="single" w:sz="6" w:space="0" w:color="BFC7D5"/>
+            </w:tcBorders>
+            <w:shd w:fill="1F3A5F" w:val="clear"/>
             <w:vAlign w:val="center"/>
           </w:tcPr>
           <w:p>
             <w:pPr>
               <w:pStyle w:val="TableHeading"/>
-              <w:suppressLineNumbers/>
-              <w:shd w:fill="1F3A5F" w:val="clear"/>
-              <w:bidi w:val="0"/>
-              <w:spacing w:before="0" w:after="283"/>
-              <w:jc w:val="center"/>
-              <w:rPr/>
-            </w:pPr>
-            <w:r>
-              <w:rPr/>
+              <w:bidi w:val="0"/>
+              <w:spacing w:before="0" w:after="283"/>
+              <w:jc w:val="left"/>
+              <w:rPr>
+                <w:color w:val="FFFFFF"/>
+              </w:rPr>
+            </w:pPr>
+            <w:r>
+              <w:rPr>
+                <w:color w:val="FFFFFF"/>
+              </w:rPr>
               <w:t>Entry</w:t>
             </w:r>
           </w:p>
@@ -3860,8 +4865,12 @@
         <w:trPr/>
         <w:tc>
           <w:tcPr>
-            <w:tcW w:w="2701" w:type="dxa"/>
-            <w:tcBorders/>
+            <w:tcW w:w="4526" w:type="dxa"/>
+            <w:tcBorders>
+              <w:left w:val="single" w:sz="6" w:space="0" w:color="BFC7D5"/>
+              <w:bottom w:val="single" w:sz="2" w:space="0" w:color="BFC7D5"/>
+              <w:right w:val="single" w:sz="6" w:space="0" w:color="BFC7D5"/>
+            </w:tcBorders>
             <w:vAlign w:val="center"/>
           </w:tcPr>
           <w:p>
@@ -3880,8 +4889,12 @@
         </w:tc>
         <w:tc>
           <w:tcPr>
-            <w:tcW w:w="4111" w:type="dxa"/>
-            <w:tcBorders/>
+            <w:tcW w:w="6812" w:type="dxa"/>
+            <w:tcBorders>
+              <w:left w:val="single" w:sz="2" w:space="0" w:color="BFC7D5"/>
+              <w:bottom w:val="single" w:sz="2" w:space="0" w:color="BFC7D5"/>
+              <w:right w:val="single" w:sz="6" w:space="0" w:color="BFC7D5"/>
+            </w:tcBorders>
             <w:vAlign w:val="center"/>
           </w:tcPr>
           <w:p>
@@ -3905,8 +4918,12 @@
         <w:trPr/>
         <w:tc>
           <w:tcPr>
-            <w:tcW w:w="2701" w:type="dxa"/>
-            <w:tcBorders/>
+            <w:tcW w:w="4526" w:type="dxa"/>
+            <w:tcBorders>
+              <w:left w:val="single" w:sz="6" w:space="0" w:color="BFC7D5"/>
+              <w:bottom w:val="single" w:sz="6" w:space="0" w:color="BFC7D5"/>
+              <w:right w:val="single" w:sz="6" w:space="0" w:color="BFC7D5"/>
+            </w:tcBorders>
             <w:vAlign w:val="center"/>
           </w:tcPr>
           <w:p>
@@ -3925,8 +4942,12 @@
         </w:tc>
         <w:tc>
           <w:tcPr>
-            <w:tcW w:w="4111" w:type="dxa"/>
-            <w:tcBorders/>
+            <w:tcW w:w="6812" w:type="dxa"/>
+            <w:tcBorders>
+              <w:left w:val="single" w:sz="2" w:space="0" w:color="BFC7D5"/>
+              <w:bottom w:val="single" w:sz="6" w:space="0" w:color="BFC7D5"/>
+              <w:right w:val="single" w:sz="6" w:space="0" w:color="BFC7D5"/>
+            </w:tcBorders>
             <w:vAlign w:val="center"/>
           </w:tcPr>
           <w:p>
